--- a/softhsm_ksp/SoftHSM2_KSP_Algorithm_Reference.docx
+++ b/softhsm_ksp/SoftHSM2_KSP_Algorithm_Reference.docx
@@ -278,7 +278,7 @@
                 <w:color w:val="000000"/>
                 <w:sz w:val="18"/>
               </w:rPr>
-              <w:t>2048, 3072, 4096 bits</w:t>
+              <w:t>2048-16384 bits, step 64</w:t>
             </w:r>
           </w:p>
         </w:tc>
@@ -968,7 +968,7 @@
                 <w:color w:val="000000"/>
                 <w:sz w:val="18"/>
               </w:rPr>
-              <w:t>AES</w:t>
+              <w:t>X25519</w:t>
             </w:r>
           </w:p>
         </w:tc>
@@ -984,7 +984,7 @@
                 <w:color w:val="000000"/>
                 <w:sz w:val="18"/>
               </w:rPr>
-              <w:t>AES</w:t>
+              <w:t>ECDH_X25519</w:t>
             </w:r>
           </w:p>
         </w:tc>
@@ -1000,7 +1000,7 @@
                 <w:color w:val="000000"/>
                 <w:sz w:val="18"/>
               </w:rPr>
-              <w:t>Symmetric secret</w:t>
+              <w:t>Asymmetric pair</w:t>
             </w:r>
           </w:p>
         </w:tc>
@@ -1016,7 +1016,7 @@
                 <w:color w:val="000000"/>
                 <w:sz w:val="18"/>
               </w:rPr>
-              <w:t>128, 192, 256 bits</w:t>
+              <w:t>255 bits (fixed)</w:t>
             </w:r>
           </w:p>
         </w:tc>
@@ -1032,7 +1032,7 @@
                 <w:color w:val="000000"/>
                 <w:sz w:val="18"/>
               </w:rPr>
-              <w:t>CKM_AES_KEY_GEN</w:t>
+              <w:t>CKM_EC_MONTGOMERY_KEY_PAIR_GEN</w:t>
             </w:r>
           </w:p>
         </w:tc>
@@ -1050,7 +1050,7 @@
                 <w:color w:val="000000"/>
                 <w:sz w:val="18"/>
               </w:rPr>
-              <w:t>HMAC</w:t>
+              <w:t>ECDSA secp256k1</w:t>
             </w:r>
           </w:p>
         </w:tc>
@@ -1066,7 +1066,7 @@
                 <w:color w:val="000000"/>
                 <w:sz w:val="18"/>
               </w:rPr>
-              <w:t>HMAC_SHA1/256/384/512</w:t>
+              <w:t>ECDSA_SECP256K1</w:t>
             </w:r>
           </w:p>
         </w:tc>
@@ -1082,7 +1082,7 @@
                 <w:color w:val="000000"/>
                 <w:sz w:val="18"/>
               </w:rPr>
-              <w:t>Symmetric secret</w:t>
+              <w:t>Asymmetric pair</w:t>
             </w:r>
           </w:p>
         </w:tc>
@@ -1098,7 +1098,335 @@
                 <w:color w:val="000000"/>
                 <w:sz w:val="18"/>
               </w:rPr>
-              <w:t>160 / 256 / 384 / 512 bits</w:t>
+              <w:t>256 bits (fixed)</w:t>
+            </w:r>
+          </w:p>
+        </w:tc>
+        <w:tc>
+          <w:tcPr>
+            <w:tcW w:type="dxa" w:w="3118"/>
+            <w:shd w:val="clear" w:color="auto" w:fill="D6E4F7"/>
+            <w:vAlign w:val="center"/>
+          </w:tcPr>
+          <w:p>
+            <w:r>
+              <w:rPr>
+                <w:color w:val="000000"/>
+                <w:sz w:val="18"/>
+              </w:rPr>
+              <w:t>CKM_EC_KEY_PAIR_GEN</w:t>
+            </w:r>
+          </w:p>
+        </w:tc>
+      </w:tr>
+      <w:tr>
+        <w:tc>
+          <w:tcPr>
+            <w:tcW w:type="dxa" w:w="1701"/>
+            <w:shd w:val="clear" w:color="auto" w:fill="FFFFFF"/>
+            <w:vAlign w:val="center"/>
+          </w:tcPr>
+          <w:p>
+            <w:r>
+              <w:rPr>
+                <w:color w:val="000000"/>
+                <w:sz w:val="18"/>
+              </w:rPr>
+              <w:t>ECDSA Brainpool</w:t>
+            </w:r>
+          </w:p>
+        </w:tc>
+        <w:tc>
+          <w:tcPr>
+            <w:tcW w:type="dxa" w:w="1984"/>
+            <w:shd w:val="clear" w:color="auto" w:fill="FFFFFF"/>
+            <w:vAlign w:val="center"/>
+          </w:tcPr>
+          <w:p>
+            <w:r>
+              <w:rPr>
+                <w:color w:val="000000"/>
+                <w:sz w:val="18"/>
+              </w:rPr>
+              <w:t>ECDSA_BRAINPOOLP256R1/384R1/512R1</w:t>
+            </w:r>
+          </w:p>
+        </w:tc>
+        <w:tc>
+          <w:tcPr>
+            <w:tcW w:type="dxa" w:w="1701"/>
+            <w:shd w:val="clear" w:color="auto" w:fill="FFFFFF"/>
+            <w:vAlign w:val="center"/>
+          </w:tcPr>
+          <w:p>
+            <w:r>
+              <w:rPr>
+                <w:color w:val="000000"/>
+                <w:sz w:val="18"/>
+              </w:rPr>
+              <w:t>Asymmetric pair</w:t>
+            </w:r>
+          </w:p>
+        </w:tc>
+        <w:tc>
+          <w:tcPr>
+            <w:tcW w:type="dxa" w:w="2268"/>
+            <w:shd w:val="clear" w:color="auto" w:fill="FFFFFF"/>
+            <w:vAlign w:val="center"/>
+          </w:tcPr>
+          <w:p>
+            <w:r>
+              <w:rPr>
+                <w:color w:val="000000"/>
+                <w:sz w:val="18"/>
+              </w:rPr>
+              <w:t>256 / 384 / 512 bits</w:t>
+            </w:r>
+          </w:p>
+        </w:tc>
+        <w:tc>
+          <w:tcPr>
+            <w:tcW w:type="dxa" w:w="3118"/>
+            <w:shd w:val="clear" w:color="auto" w:fill="FFFFFF"/>
+            <w:vAlign w:val="center"/>
+          </w:tcPr>
+          <w:p>
+            <w:r>
+              <w:rPr>
+                <w:color w:val="000000"/>
+                <w:sz w:val="18"/>
+              </w:rPr>
+              <w:t>CKM_EC_KEY_PAIR_GEN</w:t>
+            </w:r>
+          </w:p>
+        </w:tc>
+      </w:tr>
+      <w:tr>
+        <w:tc>
+          <w:tcPr>
+            <w:tcW w:type="dxa" w:w="1701"/>
+            <w:shd w:val="clear" w:color="auto" w:fill="D6E4F7"/>
+            <w:vAlign w:val="center"/>
+          </w:tcPr>
+          <w:p>
+            <w:r>
+              <w:rPr>
+                <w:color w:val="000000"/>
+                <w:sz w:val="18"/>
+              </w:rPr>
+              <w:t>ML-DSA</w:t>
+            </w:r>
+          </w:p>
+        </w:tc>
+        <w:tc>
+          <w:tcPr>
+            <w:tcW w:type="dxa" w:w="1984"/>
+            <w:shd w:val="clear" w:color="auto" w:fill="D6E4F7"/>
+            <w:vAlign w:val="center"/>
+          </w:tcPr>
+          <w:p>
+            <w:r>
+              <w:rPr>
+                <w:color w:val="000000"/>
+                <w:sz w:val="18"/>
+              </w:rPr>
+              <w:t>ML-DSA-44/65/87</w:t>
+            </w:r>
+          </w:p>
+        </w:tc>
+        <w:tc>
+          <w:tcPr>
+            <w:tcW w:type="dxa" w:w="1701"/>
+            <w:shd w:val="clear" w:color="auto" w:fill="D6E4F7"/>
+            <w:vAlign w:val="center"/>
+          </w:tcPr>
+          <w:p>
+            <w:r>
+              <w:rPr>
+                <w:color w:val="000000"/>
+                <w:sz w:val="18"/>
+              </w:rPr>
+              <w:t>Asymmetric pair</w:t>
+            </w:r>
+          </w:p>
+        </w:tc>
+        <w:tc>
+          <w:tcPr>
+            <w:tcW w:type="dxa" w:w="2268"/>
+            <w:shd w:val="clear" w:color="auto" w:fill="D6E4F7"/>
+            <w:vAlign w:val="center"/>
+          </w:tcPr>
+          <w:p>
+            <w:r>
+              <w:rPr>
+                <w:color w:val="000000"/>
+                <w:sz w:val="18"/>
+              </w:rPr>
+              <w:t>Fixed per parameter set</w:t>
+            </w:r>
+          </w:p>
+        </w:tc>
+        <w:tc>
+          <w:tcPr>
+            <w:tcW w:type="dxa" w:w="3118"/>
+            <w:shd w:val="clear" w:color="auto" w:fill="D6E4F7"/>
+            <w:vAlign w:val="center"/>
+          </w:tcPr>
+          <w:p>
+            <w:r>
+              <w:rPr>
+                <w:color w:val="000000"/>
+                <w:sz w:val="18"/>
+              </w:rPr>
+              <w:t>CKM_ML_DSA_KEY_PAIR_GEN + CKA_PARAMETER_SET</w:t>
+            </w:r>
+          </w:p>
+        </w:tc>
+      </w:tr>
+      <w:tr>
+        <w:tc>
+          <w:tcPr>
+            <w:tcW w:type="dxa" w:w="1701"/>
+            <w:shd w:val="clear" w:color="auto" w:fill="FFFFFF"/>
+            <w:vAlign w:val="center"/>
+          </w:tcPr>
+          <w:p>
+            <w:r>
+              <w:rPr>
+                <w:color w:val="000000"/>
+                <w:sz w:val="18"/>
+              </w:rPr>
+              <w:t>AES</w:t>
+            </w:r>
+          </w:p>
+        </w:tc>
+        <w:tc>
+          <w:tcPr>
+            <w:tcW w:type="dxa" w:w="1984"/>
+            <w:shd w:val="clear" w:color="auto" w:fill="FFFFFF"/>
+            <w:vAlign w:val="center"/>
+          </w:tcPr>
+          <w:p>
+            <w:r>
+              <w:rPr>
+                <w:color w:val="000000"/>
+                <w:sz w:val="18"/>
+              </w:rPr>
+              <w:t>AES</w:t>
+            </w:r>
+          </w:p>
+        </w:tc>
+        <w:tc>
+          <w:tcPr>
+            <w:tcW w:type="dxa" w:w="1701"/>
+            <w:shd w:val="clear" w:color="auto" w:fill="FFFFFF"/>
+            <w:vAlign w:val="center"/>
+          </w:tcPr>
+          <w:p>
+            <w:r>
+              <w:rPr>
+                <w:color w:val="000000"/>
+                <w:sz w:val="18"/>
+              </w:rPr>
+              <w:t>Symmetric secret</w:t>
+            </w:r>
+          </w:p>
+        </w:tc>
+        <w:tc>
+          <w:tcPr>
+            <w:tcW w:type="dxa" w:w="2268"/>
+            <w:shd w:val="clear" w:color="auto" w:fill="FFFFFF"/>
+            <w:vAlign w:val="center"/>
+          </w:tcPr>
+          <w:p>
+            <w:r>
+              <w:rPr>
+                <w:color w:val="000000"/>
+                <w:sz w:val="18"/>
+              </w:rPr>
+              <w:t>128, 192, 256 bits</w:t>
+            </w:r>
+          </w:p>
+        </w:tc>
+        <w:tc>
+          <w:tcPr>
+            <w:tcW w:type="dxa" w:w="3118"/>
+            <w:shd w:val="clear" w:color="auto" w:fill="FFFFFF"/>
+            <w:vAlign w:val="center"/>
+          </w:tcPr>
+          <w:p>
+            <w:r>
+              <w:rPr>
+                <w:color w:val="000000"/>
+                <w:sz w:val="18"/>
+              </w:rPr>
+              <w:t>CKM_AES_KEY_GEN</w:t>
+            </w:r>
+          </w:p>
+        </w:tc>
+      </w:tr>
+      <w:tr>
+        <w:tc>
+          <w:tcPr>
+            <w:tcW w:type="dxa" w:w="1701"/>
+            <w:shd w:val="clear" w:color="auto" w:fill="D6E4F7"/>
+            <w:vAlign w:val="center"/>
+          </w:tcPr>
+          <w:p>
+            <w:r>
+              <w:rPr>
+                <w:color w:val="000000"/>
+                <w:sz w:val="18"/>
+              </w:rPr>
+              <w:t>HMAC</w:t>
+            </w:r>
+          </w:p>
+        </w:tc>
+        <w:tc>
+          <w:tcPr>
+            <w:tcW w:type="dxa" w:w="1984"/>
+            <w:shd w:val="clear" w:color="auto" w:fill="D6E4F7"/>
+            <w:vAlign w:val="center"/>
+          </w:tcPr>
+          <w:p>
+            <w:r>
+              <w:rPr>
+                <w:color w:val="000000"/>
+                <w:sz w:val="18"/>
+              </w:rPr>
+              <w:t>HMAC_SHA1/224/256/384/512</w:t>
+            </w:r>
+          </w:p>
+        </w:tc>
+        <w:tc>
+          <w:tcPr>
+            <w:tcW w:type="dxa" w:w="1701"/>
+            <w:shd w:val="clear" w:color="auto" w:fill="D6E4F7"/>
+            <w:vAlign w:val="center"/>
+          </w:tcPr>
+          <w:p>
+            <w:r>
+              <w:rPr>
+                <w:color w:val="000000"/>
+                <w:sz w:val="18"/>
+              </w:rPr>
+              <w:t>Symmetric secret</w:t>
+            </w:r>
+          </w:p>
+        </w:tc>
+        <w:tc>
+          <w:tcPr>
+            <w:tcW w:type="dxa" w:w="2268"/>
+            <w:shd w:val="clear" w:color="auto" w:fill="D6E4F7"/>
+            <w:vAlign w:val="center"/>
+          </w:tcPr>
+          <w:p>
+            <w:r>
+              <w:rPr>
+                <w:color w:val="000000"/>
+                <w:sz w:val="18"/>
+              </w:rPr>
+              <w:t>160 / 224 / 256 / 384 / 512 bits</w:t>
             </w:r>
           </w:p>
         </w:tc>
@@ -2254,6 +2582,496 @@
           </w:p>
         </w:tc>
       </w:tr>
+      <w:tr>
+        <w:tc>
+          <w:tcPr>
+            <w:tcW w:type="dxa" w:w="1701"/>
+            <w:shd w:val="clear" w:color="auto" w:fill="FFFFFF"/>
+            <w:vAlign w:val="center"/>
+          </w:tcPr>
+          <w:p>
+            <w:r>
+              <w:rPr>
+                <w:color w:val="000000"/>
+                <w:sz w:val="18"/>
+              </w:rPr>
+              <w:t>X25519</w:t>
+            </w:r>
+          </w:p>
+        </w:tc>
+        <w:tc>
+          <w:tcPr>
+            <w:tcW w:type="dxa" w:w="2268"/>
+            <w:shd w:val="clear" w:color="auto" w:fill="FFFFFF"/>
+            <w:vAlign w:val="center"/>
+          </w:tcPr>
+          <w:p>
+            <w:r>
+              <w:rPr>
+                <w:color w:val="000000"/>
+                <w:sz w:val="18"/>
+              </w:rPr>
+              <w:t>ECDH_X25519</w:t>
+            </w:r>
+          </w:p>
+        </w:tc>
+        <w:tc>
+          <w:tcPr>
+            <w:tcW w:type="dxa" w:w="1701"/>
+            <w:shd w:val="clear" w:color="auto" w:fill="FFFFFF"/>
+            <w:vAlign w:val="center"/>
+          </w:tcPr>
+          <w:p>
+            <w:r>
+              <w:rPr>
+                <w:color w:val="000000"/>
+                <w:sz w:val="18"/>
+              </w:rPr>
+              <w:t>32 bytes (raw key)</w:t>
+            </w:r>
+          </w:p>
+        </w:tc>
+        <w:tc>
+          <w:tcPr>
+            <w:tcW w:type="dxa" w:w="1417"/>
+            <w:shd w:val="clear" w:color="auto" w:fill="FFFFFF"/>
+            <w:vAlign w:val="center"/>
+          </w:tcPr>
+          <w:p>
+            <w:r>
+              <w:rPr>
+                <w:color w:val="000000"/>
+                <w:sz w:val="18"/>
+              </w:rPr>
+              <w:t>curveX25519</w:t>
+            </w:r>
+          </w:p>
+        </w:tc>
+        <w:tc>
+          <w:tcPr>
+            <w:tcW w:type="dxa" w:w="3118"/>
+            <w:shd w:val="clear" w:color="auto" w:fill="FFFFFF"/>
+            <w:vAlign w:val="center"/>
+          </w:tcPr>
+          <w:p>
+            <w:r>
+              <w:rPr>
+                <w:color w:val="000000"/>
+                <w:sz w:val="18"/>
+              </w:rPr>
+              <w:t>06 03 2B 65 6E  (5 bytes)</w:t>
+            </w:r>
+          </w:p>
+        </w:tc>
+        <w:tc>
+          <w:tcPr>
+            <w:tcW w:type="dxa" w:w="2268"/>
+            <w:shd w:val="clear" w:color="auto" w:fill="FFFFFF"/>
+            <w:vAlign w:val="center"/>
+          </w:tcPr>
+          <w:p>
+            <w:r>
+              <w:rPr>
+                <w:color w:val="000000"/>
+                <w:sz w:val="18"/>
+              </w:rPr>
+              <w:t>AT_KEYEXCHANGE</w:t>
+            </w:r>
+          </w:p>
+        </w:tc>
+      </w:tr>
+      <w:tr>
+        <w:tc>
+          <w:tcPr>
+            <w:tcW w:type="dxa" w:w="1701"/>
+            <w:shd w:val="clear" w:color="auto" w:fill="D6E4F7"/>
+            <w:vAlign w:val="center"/>
+          </w:tcPr>
+          <w:p>
+            <w:r>
+              <w:rPr>
+                <w:color w:val="000000"/>
+                <w:sz w:val="18"/>
+              </w:rPr>
+              <w:t>secp256k1</w:t>
+            </w:r>
+          </w:p>
+        </w:tc>
+        <w:tc>
+          <w:tcPr>
+            <w:tcW w:type="dxa" w:w="2268"/>
+            <w:shd w:val="clear" w:color="auto" w:fill="D6E4F7"/>
+            <w:vAlign w:val="center"/>
+          </w:tcPr>
+          <w:p>
+            <w:r>
+              <w:rPr>
+                <w:color w:val="000000"/>
+                <w:sz w:val="18"/>
+              </w:rPr>
+              <w:t>ECDSA_SECP256K1</w:t>
+            </w:r>
+          </w:p>
+        </w:tc>
+        <w:tc>
+          <w:tcPr>
+            <w:tcW w:type="dxa" w:w="1701"/>
+            <w:shd w:val="clear" w:color="auto" w:fill="D6E4F7"/>
+            <w:vAlign w:val="center"/>
+          </w:tcPr>
+          <w:p>
+            <w:r>
+              <w:rPr>
+                <w:color w:val="000000"/>
+                <w:sz w:val="18"/>
+              </w:rPr>
+              <w:t>32 bytes</w:t>
+            </w:r>
+          </w:p>
+        </w:tc>
+        <w:tc>
+          <w:tcPr>
+            <w:tcW w:type="dxa" w:w="1417"/>
+            <w:shd w:val="clear" w:color="auto" w:fill="D6E4F7"/>
+            <w:vAlign w:val="center"/>
+          </w:tcPr>
+          <w:p>
+            <w:r>
+              <w:rPr>
+                <w:color w:val="000000"/>
+                <w:sz w:val="18"/>
+              </w:rPr>
+              <w:t>secp256k1</w:t>
+            </w:r>
+          </w:p>
+        </w:tc>
+        <w:tc>
+          <w:tcPr>
+            <w:tcW w:type="dxa" w:w="3118"/>
+            <w:shd w:val="clear" w:color="auto" w:fill="D6E4F7"/>
+            <w:vAlign w:val="center"/>
+          </w:tcPr>
+          <w:p>
+            <w:r>
+              <w:rPr>
+                <w:color w:val="000000"/>
+                <w:sz w:val="18"/>
+              </w:rPr>
+              <w:t>06 05 2B 81 04 00 0A  (7 bytes)</w:t>
+            </w:r>
+          </w:p>
+        </w:tc>
+        <w:tc>
+          <w:tcPr>
+            <w:tcW w:type="dxa" w:w="2268"/>
+            <w:shd w:val="clear" w:color="auto" w:fill="D6E4F7"/>
+            <w:vAlign w:val="center"/>
+          </w:tcPr>
+          <w:p>
+            <w:r>
+              <w:rPr>
+                <w:color w:val="000000"/>
+                <w:sz w:val="18"/>
+              </w:rPr>
+              <w:t>AT_SIGNATURE</w:t>
+            </w:r>
+          </w:p>
+        </w:tc>
+      </w:tr>
+      <w:tr>
+        <w:tc>
+          <w:tcPr>
+            <w:tcW w:type="dxa" w:w="1701"/>
+            <w:shd w:val="clear" w:color="auto" w:fill="FFFFFF"/>
+            <w:vAlign w:val="center"/>
+          </w:tcPr>
+          <w:p>
+            <w:r>
+              <w:rPr>
+                <w:color w:val="000000"/>
+                <w:sz w:val="18"/>
+              </w:rPr>
+              <w:t>brainpoolP256r1</w:t>
+            </w:r>
+          </w:p>
+        </w:tc>
+        <w:tc>
+          <w:tcPr>
+            <w:tcW w:type="dxa" w:w="2268"/>
+            <w:shd w:val="clear" w:color="auto" w:fill="FFFFFF"/>
+            <w:vAlign w:val="center"/>
+          </w:tcPr>
+          <w:p>
+            <w:r>
+              <w:rPr>
+                <w:color w:val="000000"/>
+                <w:sz w:val="18"/>
+              </w:rPr>
+              <w:t>ECDSA_BRAINPOOLP256R1</w:t>
+            </w:r>
+          </w:p>
+        </w:tc>
+        <w:tc>
+          <w:tcPr>
+            <w:tcW w:type="dxa" w:w="1701"/>
+            <w:shd w:val="clear" w:color="auto" w:fill="FFFFFF"/>
+            <w:vAlign w:val="center"/>
+          </w:tcPr>
+          <w:p>
+            <w:r>
+              <w:rPr>
+                <w:color w:val="000000"/>
+                <w:sz w:val="18"/>
+              </w:rPr>
+              <w:t>32 bytes</w:t>
+            </w:r>
+          </w:p>
+        </w:tc>
+        <w:tc>
+          <w:tcPr>
+            <w:tcW w:type="dxa" w:w="1417"/>
+            <w:shd w:val="clear" w:color="auto" w:fill="FFFFFF"/>
+            <w:vAlign w:val="center"/>
+          </w:tcPr>
+          <w:p>
+            <w:r>
+              <w:rPr>
+                <w:color w:val="000000"/>
+                <w:sz w:val="18"/>
+              </w:rPr>
+              <w:t>brainpoolP256r1</w:t>
+            </w:r>
+          </w:p>
+        </w:tc>
+        <w:tc>
+          <w:tcPr>
+            <w:tcW w:type="dxa" w:w="3118"/>
+            <w:shd w:val="clear" w:color="auto" w:fill="FFFFFF"/>
+            <w:vAlign w:val="center"/>
+          </w:tcPr>
+          <w:p>
+            <w:r>
+              <w:rPr>
+                <w:color w:val="000000"/>
+                <w:sz w:val="18"/>
+              </w:rPr>
+              <w:t>06 09 2B 24 03 03 02 08 01 01 07  (11 bytes)</w:t>
+            </w:r>
+          </w:p>
+        </w:tc>
+        <w:tc>
+          <w:tcPr>
+            <w:tcW w:type="dxa" w:w="2268"/>
+            <w:shd w:val="clear" w:color="auto" w:fill="FFFFFF"/>
+            <w:vAlign w:val="center"/>
+          </w:tcPr>
+          <w:p>
+            <w:r>
+              <w:rPr>
+                <w:color w:val="000000"/>
+                <w:sz w:val="18"/>
+              </w:rPr>
+              <w:t>AT_SIGNATURE</w:t>
+            </w:r>
+          </w:p>
+        </w:tc>
+      </w:tr>
+      <w:tr>
+        <w:tc>
+          <w:tcPr>
+            <w:tcW w:type="dxa" w:w="1701"/>
+            <w:shd w:val="clear" w:color="auto" w:fill="D6E4F7"/>
+            <w:vAlign w:val="center"/>
+          </w:tcPr>
+          <w:p>
+            <w:r>
+              <w:rPr>
+                <w:color w:val="000000"/>
+                <w:sz w:val="18"/>
+              </w:rPr>
+              <w:t>brainpoolP384r1</w:t>
+            </w:r>
+          </w:p>
+        </w:tc>
+        <w:tc>
+          <w:tcPr>
+            <w:tcW w:type="dxa" w:w="2268"/>
+            <w:shd w:val="clear" w:color="auto" w:fill="D6E4F7"/>
+            <w:vAlign w:val="center"/>
+          </w:tcPr>
+          <w:p>
+            <w:r>
+              <w:rPr>
+                <w:color w:val="000000"/>
+                <w:sz w:val="18"/>
+              </w:rPr>
+              <w:t>ECDSA_BRAINPOOLP384R1</w:t>
+            </w:r>
+          </w:p>
+        </w:tc>
+        <w:tc>
+          <w:tcPr>
+            <w:tcW w:type="dxa" w:w="1701"/>
+            <w:shd w:val="clear" w:color="auto" w:fill="D6E4F7"/>
+            <w:vAlign w:val="center"/>
+          </w:tcPr>
+          <w:p>
+            <w:r>
+              <w:rPr>
+                <w:color w:val="000000"/>
+                <w:sz w:val="18"/>
+              </w:rPr>
+              <w:t>48 bytes</w:t>
+            </w:r>
+          </w:p>
+        </w:tc>
+        <w:tc>
+          <w:tcPr>
+            <w:tcW w:type="dxa" w:w="1417"/>
+            <w:shd w:val="clear" w:color="auto" w:fill="D6E4F7"/>
+            <w:vAlign w:val="center"/>
+          </w:tcPr>
+          <w:p>
+            <w:r>
+              <w:rPr>
+                <w:color w:val="000000"/>
+                <w:sz w:val="18"/>
+              </w:rPr>
+              <w:t>brainpoolP384r1</w:t>
+            </w:r>
+          </w:p>
+        </w:tc>
+        <w:tc>
+          <w:tcPr>
+            <w:tcW w:type="dxa" w:w="3118"/>
+            <w:shd w:val="clear" w:color="auto" w:fill="D6E4F7"/>
+            <w:vAlign w:val="center"/>
+          </w:tcPr>
+          <w:p>
+            <w:r>
+              <w:rPr>
+                <w:color w:val="000000"/>
+                <w:sz w:val="18"/>
+              </w:rPr>
+              <w:t>06 09 2B 24 03 03 02 08 01 01 0B  (11 bytes)</w:t>
+            </w:r>
+          </w:p>
+        </w:tc>
+        <w:tc>
+          <w:tcPr>
+            <w:tcW w:type="dxa" w:w="2268"/>
+            <w:shd w:val="clear" w:color="auto" w:fill="D6E4F7"/>
+            <w:vAlign w:val="center"/>
+          </w:tcPr>
+          <w:p>
+            <w:r>
+              <w:rPr>
+                <w:color w:val="000000"/>
+                <w:sz w:val="18"/>
+              </w:rPr>
+              <w:t>AT_SIGNATURE</w:t>
+            </w:r>
+          </w:p>
+        </w:tc>
+      </w:tr>
+      <w:tr>
+        <w:tc>
+          <w:tcPr>
+            <w:tcW w:type="dxa" w:w="1701"/>
+            <w:shd w:val="clear" w:color="auto" w:fill="FFFFFF"/>
+            <w:vAlign w:val="center"/>
+          </w:tcPr>
+          <w:p>
+            <w:r>
+              <w:rPr>
+                <w:color w:val="000000"/>
+                <w:sz w:val="18"/>
+              </w:rPr>
+              <w:t>brainpoolP512r1</w:t>
+            </w:r>
+          </w:p>
+        </w:tc>
+        <w:tc>
+          <w:tcPr>
+            <w:tcW w:type="dxa" w:w="2268"/>
+            <w:shd w:val="clear" w:color="auto" w:fill="FFFFFF"/>
+            <w:vAlign w:val="center"/>
+          </w:tcPr>
+          <w:p>
+            <w:r>
+              <w:rPr>
+                <w:color w:val="000000"/>
+                <w:sz w:val="18"/>
+              </w:rPr>
+              <w:t>ECDSA_BRAINPOOLP512R1</w:t>
+            </w:r>
+          </w:p>
+        </w:tc>
+        <w:tc>
+          <w:tcPr>
+            <w:tcW w:type="dxa" w:w="1701"/>
+            <w:shd w:val="clear" w:color="auto" w:fill="FFFFFF"/>
+            <w:vAlign w:val="center"/>
+          </w:tcPr>
+          <w:p>
+            <w:r>
+              <w:rPr>
+                <w:color w:val="000000"/>
+                <w:sz w:val="18"/>
+              </w:rPr>
+              <w:t>64 bytes</w:t>
+            </w:r>
+          </w:p>
+        </w:tc>
+        <w:tc>
+          <w:tcPr>
+            <w:tcW w:type="dxa" w:w="1417"/>
+            <w:shd w:val="clear" w:color="auto" w:fill="FFFFFF"/>
+            <w:vAlign w:val="center"/>
+          </w:tcPr>
+          <w:p>
+            <w:r>
+              <w:rPr>
+                <w:color w:val="000000"/>
+                <w:sz w:val="18"/>
+              </w:rPr>
+              <w:t>brainpoolP512r1</w:t>
+            </w:r>
+          </w:p>
+        </w:tc>
+        <w:tc>
+          <w:tcPr>
+            <w:tcW w:type="dxa" w:w="3118"/>
+            <w:shd w:val="clear" w:color="auto" w:fill="FFFFFF"/>
+            <w:vAlign w:val="center"/>
+          </w:tcPr>
+          <w:p>
+            <w:r>
+              <w:rPr>
+                <w:color w:val="000000"/>
+                <w:sz w:val="18"/>
+              </w:rPr>
+              <w:t>06 09 2B 24 03 03 02 08 01 01 0D  (11 bytes)</w:t>
+            </w:r>
+          </w:p>
+        </w:tc>
+        <w:tc>
+          <w:tcPr>
+            <w:tcW w:type="dxa" w:w="2268"/>
+            <w:shd w:val="clear" w:color="auto" w:fill="FFFFFF"/>
+            <w:vAlign w:val="center"/>
+          </w:tcPr>
+          <w:p>
+            <w:r>
+              <w:rPr>
+                <w:color w:val="000000"/>
+                <w:sz w:val="18"/>
+              </w:rPr>
+              <w:t>AT_SIGNATURE</w:t>
+            </w:r>
+          </w:p>
+        </w:tc>
+      </w:tr>
     </w:tbl>
     <w:p/>
     <w:p>
@@ -2270,7 +3088,7 @@
           <w:color w:val="404040"/>
           <w:sz w:val="18"/>
         </w:rPr>
-        <w:t>ECDSA and ECDH keys share the same generation mechanism and curve OIDs. They are distinguished by CKA_DERIVE: an ECDH key sets CKA_DERIVE=TRUE and CKA_SIGN=FALSE, an ECDSA key the reverse. EdDSA keys use the Edwards-curve generation mechanism and are signature-only.</w:t>
+        <w:t>ECDSA and ECDH keys share the same generation mechanism and curve OIDs. They are distinguished by CKA_DERIVE: an ECDH key sets CKA_DERIVE=TRUE and CKA_SIGN=FALSE, an ECDSA key the reverse. EdDSA keys use CKM_EC_EDWARDS_KEY_PAIR_GEN and are signature-only. X25519 does NOT: PKCS#11 v3.0 gives Montgomery curves their own generator and key type, CKM_EC_MONTGOMERY_KEY_PAIR_GEN and CKK_EC_MONTGOMERY. They are not Edwards keys distinguished by the curve OID; a token may implement either alone, and generating X25519 with the Edwards pair is refused by a token that has only the Montgomery one.</w:t>
       </w:r>
     </w:p>
     <w:p/>
@@ -3314,7 +4132,7 @@
                 <w:color w:val="000000"/>
                 <w:sz w:val="18"/>
               </w:rPr>
-              <w:t>DER ASN.1 (30 XX 02 XX r 02 XX s)</w:t>
+              <w:t>Raw r‖s (PKCS#11 §2.3.1)</w:t>
             </w:r>
           </w:p>
         </w:tc>
@@ -3330,7 +4148,7 @@
                 <w:color w:val="000000"/>
                 <w:sz w:val="18"/>
               </w:rPr>
-              <w:t>Raw r‖s (Windows)</w:t>
+              <w:t>Raw r‖s (Windows) — no conversion</w:t>
             </w:r>
           </w:p>
         </w:tc>
@@ -3444,7 +4262,7 @@
                 <w:color w:val="000000"/>
                 <w:sz w:val="18"/>
               </w:rPr>
-              <w:t>DER ASN.1 (30 XX 02 XX r 02 XX s)</w:t>
+              <w:t>Raw r‖s (PKCS#11 §2.3.1)</w:t>
             </w:r>
           </w:p>
         </w:tc>
@@ -3460,7 +4278,7 @@
                 <w:color w:val="000000"/>
                 <w:sz w:val="18"/>
               </w:rPr>
-              <w:t>Raw r‖s (Windows)</w:t>
+              <w:t>Raw r‖s (Windows) — no conversion</w:t>
             </w:r>
           </w:p>
         </w:tc>
@@ -3574,7 +4392,7 @@
                 <w:color w:val="000000"/>
                 <w:sz w:val="18"/>
               </w:rPr>
-              <w:t>DER ASN.1, long-form length</w:t>
+              <w:t>Raw r‖s (PKCS#11 §2.3.1)</w:t>
             </w:r>
           </w:p>
         </w:tc>
@@ -3590,7 +4408,7 @@
                 <w:color w:val="000000"/>
                 <w:sz w:val="18"/>
               </w:rPr>
-              <w:t>Raw r‖s (Windows)</w:t>
+              <w:t>Raw r‖s (Windows) — no conversion</w:t>
             </w:r>
           </w:p>
         </w:tc>
@@ -3631,7 +4449,7 @@
         <w:rPr>
           <w:sz w:val="20"/>
         </w:rPr>
-        <w:t>EdDSA is deterministic and takes no padding parameters. Unlike ECDSA, SoftHSM2 returns the signature already in raw form, so no DER decoding is performed. EdDSA hashes the message internally, so the value passed to NCryptSignHash is the message rather than a pre-computed digest.</w:t>
+        <w:t>EdDSA is deterministic and takes no padding flags. The signature comes back raw, as ECDSA's does. EdDSA hashes the message internally, so the value passed to NCryptSignHash is the message rather than a pre-computed digest. Ed448 nevertheless requires CK_EDDSA_PARAMS and Ed25519 must NOT be given it: RFC 8032 defines five algorithms, not two. Ed25519 has a pure context-free form, so an absent parameter selects it while a present one selects Ed25519ctx, a different scheme. Ed448 has no context-free form and a token given no parameter answers CKR_MECHANISM_PARAM_INVALID. The asymmetry is deliberate.</w:t>
       </w:r>
     </w:p>
     <w:tbl>
@@ -3853,7 +4671,7 @@
                 <w:color w:val="000000"/>
                 <w:sz w:val="18"/>
               </w:rPr>
-              <w:t>CKM_EDDSA</w:t>
+              <w:t>CKM_EDDSA (no params)</w:t>
             </w:r>
           </w:p>
         </w:tc>
@@ -3967,7 +4785,7 @@
                 <w:color w:val="000000"/>
                 <w:sz w:val="18"/>
               </w:rPr>
-              <w:t>CKM_EDDSA</w:t>
+              <w:t>CKM_EDDSA + CK_EDDSA_PARAMS</w:t>
             </w:r>
           </w:p>
         </w:tc>
@@ -4016,6 +4834,348 @@
                 <w:sz w:val="18"/>
               </w:rPr>
               <w:t>57 bytes</w:t>
+            </w:r>
+          </w:p>
+        </w:tc>
+      </w:tr>
+      <w:tr>
+        <w:tc>
+          <w:tcPr>
+            <w:tcW w:type="dxa" w:w="1417"/>
+            <w:shd w:val="clear" w:color="auto" w:fill="D6E4F7"/>
+            <w:vAlign w:val="center"/>
+          </w:tcPr>
+          <w:p>
+            <w:r>
+              <w:rPr>
+                <w:color w:val="000000"/>
+                <w:sz w:val="18"/>
+              </w:rPr>
+              <w:t>ML-DSA-44</w:t>
+            </w:r>
+          </w:p>
+        </w:tc>
+        <w:tc>
+          <w:tcPr>
+            <w:tcW w:type="dxa" w:w="1984"/>
+            <w:shd w:val="clear" w:color="auto" w:fill="D6E4F7"/>
+            <w:vAlign w:val="center"/>
+          </w:tcPr>
+          <w:p>
+            <w:r>
+              <w:rPr>
+                <w:color w:val="000000"/>
+                <w:sz w:val="18"/>
+              </w:rPr>
+              <w:t>ML-DSA-44</w:t>
+            </w:r>
+          </w:p>
+        </w:tc>
+        <w:tc>
+          <w:tcPr>
+            <w:tcW w:type="dxa" w:w="1701"/>
+            <w:shd w:val="clear" w:color="auto" w:fill="D6E4F7"/>
+            <w:vAlign w:val="center"/>
+          </w:tcPr>
+          <w:p>
+            <w:r>
+              <w:rPr>
+                <w:color w:val="000000"/>
+                <w:sz w:val="18"/>
+              </w:rPr>
+              <w:t>0 (no padding)</w:t>
+            </w:r>
+          </w:p>
+        </w:tc>
+        <w:tc>
+          <w:tcPr>
+            <w:tcW w:type="dxa" w:w="1701"/>
+            <w:shd w:val="clear" w:color="auto" w:fill="D6E4F7"/>
+            <w:vAlign w:val="center"/>
+          </w:tcPr>
+          <w:p>
+            <w:r>
+              <w:rPr>
+                <w:color w:val="000000"/>
+                <w:sz w:val="18"/>
+              </w:rPr>
+              <w:t>CKM_ML_DSA</w:t>
+            </w:r>
+          </w:p>
+        </w:tc>
+        <w:tc>
+          <w:tcPr>
+            <w:tcW w:type="dxa" w:w="2268"/>
+            <w:shd w:val="clear" w:color="auto" w:fill="D6E4F7"/>
+            <w:vAlign w:val="center"/>
+          </w:tcPr>
+          <w:p>
+            <w:r>
+              <w:rPr>
+                <w:color w:val="000000"/>
+                <w:sz w:val="18"/>
+              </w:rPr>
+              <w:t>Raw (no conversion)</w:t>
+            </w:r>
+          </w:p>
+        </w:tc>
+        <w:tc>
+          <w:tcPr>
+            <w:tcW w:type="dxa" w:w="1701"/>
+            <w:shd w:val="clear" w:color="auto" w:fill="D6E4F7"/>
+            <w:vAlign w:val="center"/>
+          </w:tcPr>
+          <w:p>
+            <w:r>
+              <w:rPr>
+                <w:color w:val="000000"/>
+                <w:sz w:val="18"/>
+              </w:rPr>
+              <w:t>2420 bytes</w:t>
+            </w:r>
+          </w:p>
+        </w:tc>
+        <w:tc>
+          <w:tcPr>
+            <w:tcW w:type="dxa" w:w="1701"/>
+            <w:shd w:val="clear" w:color="auto" w:fill="D6E4F7"/>
+            <w:vAlign w:val="center"/>
+          </w:tcPr>
+          <w:p>
+            <w:r>
+              <w:rPr>
+                <w:color w:val="000000"/>
+                <w:sz w:val="18"/>
+              </w:rPr>
+              <w:t>1312 bytes</w:t>
+            </w:r>
+          </w:p>
+        </w:tc>
+      </w:tr>
+      <w:tr>
+        <w:tc>
+          <w:tcPr>
+            <w:tcW w:type="dxa" w:w="1417"/>
+            <w:shd w:val="clear" w:color="auto" w:fill="FFFFFF"/>
+            <w:vAlign w:val="center"/>
+          </w:tcPr>
+          <w:p>
+            <w:r>
+              <w:rPr>
+                <w:color w:val="000000"/>
+                <w:sz w:val="18"/>
+              </w:rPr>
+              <w:t>ML-DSA-65</w:t>
+            </w:r>
+          </w:p>
+        </w:tc>
+        <w:tc>
+          <w:tcPr>
+            <w:tcW w:type="dxa" w:w="1984"/>
+            <w:shd w:val="clear" w:color="auto" w:fill="FFFFFF"/>
+            <w:vAlign w:val="center"/>
+          </w:tcPr>
+          <w:p>
+            <w:r>
+              <w:rPr>
+                <w:color w:val="000000"/>
+                <w:sz w:val="18"/>
+              </w:rPr>
+              <w:t>ML-DSA-65</w:t>
+            </w:r>
+          </w:p>
+        </w:tc>
+        <w:tc>
+          <w:tcPr>
+            <w:tcW w:type="dxa" w:w="1701"/>
+            <w:shd w:val="clear" w:color="auto" w:fill="FFFFFF"/>
+            <w:vAlign w:val="center"/>
+          </w:tcPr>
+          <w:p>
+            <w:r>
+              <w:rPr>
+                <w:color w:val="000000"/>
+                <w:sz w:val="18"/>
+              </w:rPr>
+              <w:t>0 (no padding)</w:t>
+            </w:r>
+          </w:p>
+        </w:tc>
+        <w:tc>
+          <w:tcPr>
+            <w:tcW w:type="dxa" w:w="1701"/>
+            <w:shd w:val="clear" w:color="auto" w:fill="FFFFFF"/>
+            <w:vAlign w:val="center"/>
+          </w:tcPr>
+          <w:p>
+            <w:r>
+              <w:rPr>
+                <w:color w:val="000000"/>
+                <w:sz w:val="18"/>
+              </w:rPr>
+              <w:t>CKM_ML_DSA</w:t>
+            </w:r>
+          </w:p>
+        </w:tc>
+        <w:tc>
+          <w:tcPr>
+            <w:tcW w:type="dxa" w:w="2268"/>
+            <w:shd w:val="clear" w:color="auto" w:fill="FFFFFF"/>
+            <w:vAlign w:val="center"/>
+          </w:tcPr>
+          <w:p>
+            <w:r>
+              <w:rPr>
+                <w:color w:val="000000"/>
+                <w:sz w:val="18"/>
+              </w:rPr>
+              <w:t>Raw (no conversion)</w:t>
+            </w:r>
+          </w:p>
+        </w:tc>
+        <w:tc>
+          <w:tcPr>
+            <w:tcW w:type="dxa" w:w="1701"/>
+            <w:shd w:val="clear" w:color="auto" w:fill="FFFFFF"/>
+            <w:vAlign w:val="center"/>
+          </w:tcPr>
+          <w:p>
+            <w:r>
+              <w:rPr>
+                <w:color w:val="000000"/>
+                <w:sz w:val="18"/>
+              </w:rPr>
+              <w:t>3309 bytes</w:t>
+            </w:r>
+          </w:p>
+        </w:tc>
+        <w:tc>
+          <w:tcPr>
+            <w:tcW w:type="dxa" w:w="1701"/>
+            <w:shd w:val="clear" w:color="auto" w:fill="FFFFFF"/>
+            <w:vAlign w:val="center"/>
+          </w:tcPr>
+          <w:p>
+            <w:r>
+              <w:rPr>
+                <w:color w:val="000000"/>
+                <w:sz w:val="18"/>
+              </w:rPr>
+              <w:t>1952 bytes</w:t>
+            </w:r>
+          </w:p>
+        </w:tc>
+      </w:tr>
+      <w:tr>
+        <w:tc>
+          <w:tcPr>
+            <w:tcW w:type="dxa" w:w="1417"/>
+            <w:shd w:val="clear" w:color="auto" w:fill="D6E4F7"/>
+            <w:vAlign w:val="center"/>
+          </w:tcPr>
+          <w:p>
+            <w:r>
+              <w:rPr>
+                <w:color w:val="000000"/>
+                <w:sz w:val="18"/>
+              </w:rPr>
+              <w:t>ML-DSA-87</w:t>
+            </w:r>
+          </w:p>
+        </w:tc>
+        <w:tc>
+          <w:tcPr>
+            <w:tcW w:type="dxa" w:w="1984"/>
+            <w:shd w:val="clear" w:color="auto" w:fill="D6E4F7"/>
+            <w:vAlign w:val="center"/>
+          </w:tcPr>
+          <w:p>
+            <w:r>
+              <w:rPr>
+                <w:color w:val="000000"/>
+                <w:sz w:val="18"/>
+              </w:rPr>
+              <w:t>ML-DSA-87</w:t>
+            </w:r>
+          </w:p>
+        </w:tc>
+        <w:tc>
+          <w:tcPr>
+            <w:tcW w:type="dxa" w:w="1701"/>
+            <w:shd w:val="clear" w:color="auto" w:fill="D6E4F7"/>
+            <w:vAlign w:val="center"/>
+          </w:tcPr>
+          <w:p>
+            <w:r>
+              <w:rPr>
+                <w:color w:val="000000"/>
+                <w:sz w:val="18"/>
+              </w:rPr>
+              <w:t>0 (no padding)</w:t>
+            </w:r>
+          </w:p>
+        </w:tc>
+        <w:tc>
+          <w:tcPr>
+            <w:tcW w:type="dxa" w:w="1701"/>
+            <w:shd w:val="clear" w:color="auto" w:fill="D6E4F7"/>
+            <w:vAlign w:val="center"/>
+          </w:tcPr>
+          <w:p>
+            <w:r>
+              <w:rPr>
+                <w:color w:val="000000"/>
+                <w:sz w:val="18"/>
+              </w:rPr>
+              <w:t>CKM_ML_DSA</w:t>
+            </w:r>
+          </w:p>
+        </w:tc>
+        <w:tc>
+          <w:tcPr>
+            <w:tcW w:type="dxa" w:w="2268"/>
+            <w:shd w:val="clear" w:color="auto" w:fill="D6E4F7"/>
+            <w:vAlign w:val="center"/>
+          </w:tcPr>
+          <w:p>
+            <w:r>
+              <w:rPr>
+                <w:color w:val="000000"/>
+                <w:sz w:val="18"/>
+              </w:rPr>
+              <w:t>Raw (no conversion)</w:t>
+            </w:r>
+          </w:p>
+        </w:tc>
+        <w:tc>
+          <w:tcPr>
+            <w:tcW w:type="dxa" w:w="1701"/>
+            <w:shd w:val="clear" w:color="auto" w:fill="D6E4F7"/>
+            <w:vAlign w:val="center"/>
+          </w:tcPr>
+          <w:p>
+            <w:r>
+              <w:rPr>
+                <w:color w:val="000000"/>
+                <w:sz w:val="18"/>
+              </w:rPr>
+              <w:t>4627 bytes</w:t>
+            </w:r>
+          </w:p>
+        </w:tc>
+        <w:tc>
+          <w:tcPr>
+            <w:tcW w:type="dxa" w:w="1701"/>
+            <w:shd w:val="clear" w:color="auto" w:fill="D6E4F7"/>
+            <w:vAlign w:val="center"/>
+          </w:tcPr>
+          <w:p>
+            <w:r>
+              <w:rPr>
+                <w:color w:val="000000"/>
+                <w:sz w:val="18"/>
+              </w:rPr>
+              <w:t>2592 bytes</w:t>
             </w:r>
           </w:p>
         </w:tc>
@@ -4246,7 +5406,7 @@
                 <w:color w:val="000000"/>
                 <w:sz w:val="18"/>
               </w:rPr>
-              <w:t>HMAC_SHA256</w:t>
+              <w:t>HMAC_SHA224</w:t>
             </w:r>
           </w:p>
         </w:tc>
@@ -4262,7 +5422,7 @@
                 <w:color w:val="000000"/>
                 <w:sz w:val="18"/>
               </w:rPr>
-              <w:t>CKM_SHA256_HMAC</w:t>
+              <w:t>CKM_SHA224_HMAC</w:t>
             </w:r>
           </w:p>
         </w:tc>
@@ -4294,7 +5454,7 @@
                 <w:color w:val="000000"/>
                 <w:sz w:val="18"/>
               </w:rPr>
-              <w:t>256 bits</w:t>
+              <w:t>224 bits</w:t>
             </w:r>
           </w:p>
         </w:tc>
@@ -4310,7 +5470,7 @@
                 <w:color w:val="000000"/>
                 <w:sz w:val="18"/>
               </w:rPr>
-              <w:t>32 bytes</w:t>
+              <w:t>28 bytes</w:t>
             </w:r>
           </w:p>
         </w:tc>
@@ -4328,7 +5488,7 @@
                 <w:color w:val="000000"/>
                 <w:sz w:val="18"/>
               </w:rPr>
-              <w:t>HMAC_SHA384</w:t>
+              <w:t>HMAC_SHA256</w:t>
             </w:r>
           </w:p>
         </w:tc>
@@ -4344,7 +5504,7 @@
                 <w:color w:val="000000"/>
                 <w:sz w:val="18"/>
               </w:rPr>
-              <w:t>CKM_SHA384_HMAC</w:t>
+              <w:t>CKM_SHA256_HMAC</w:t>
             </w:r>
           </w:p>
         </w:tc>
@@ -4376,7 +5536,7 @@
                 <w:color w:val="000000"/>
                 <w:sz w:val="18"/>
               </w:rPr>
-              <w:t>384 bits</w:t>
+              <w:t>256 bits</w:t>
             </w:r>
           </w:p>
         </w:tc>
@@ -4392,7 +5552,7 @@
                 <w:color w:val="000000"/>
                 <w:sz w:val="18"/>
               </w:rPr>
-              <w:t>48 bytes</w:t>
+              <w:t>32 bytes</w:t>
             </w:r>
           </w:p>
         </w:tc>
@@ -4410,7 +5570,7 @@
                 <w:color w:val="000000"/>
                 <w:sz w:val="18"/>
               </w:rPr>
-              <w:t>HMAC_SHA512</w:t>
+              <w:t>HMAC_SHA384</w:t>
             </w:r>
           </w:p>
         </w:tc>
@@ -4426,7 +5586,7 @@
                 <w:color w:val="000000"/>
                 <w:sz w:val="18"/>
               </w:rPr>
-              <w:t>CKM_SHA512_HMAC</w:t>
+              <w:t>CKM_SHA384_HMAC</w:t>
             </w:r>
           </w:p>
         </w:tc>
@@ -4458,7 +5618,7 @@
                 <w:color w:val="000000"/>
                 <w:sz w:val="18"/>
               </w:rPr>
-              <w:t>512 bits</w:t>
+              <w:t>384 bits</w:t>
             </w:r>
           </w:p>
         </w:tc>
@@ -4466,6 +5626,88 @@
           <w:tcPr>
             <w:tcW w:type="dxa" w:w="1984"/>
             <w:shd w:val="clear" w:color="auto" w:fill="FFFFFF"/>
+            <w:vAlign w:val="center"/>
+          </w:tcPr>
+          <w:p>
+            <w:r>
+              <w:rPr>
+                <w:color w:val="000000"/>
+                <w:sz w:val="18"/>
+              </w:rPr>
+              <w:t>48 bytes</w:t>
+            </w:r>
+          </w:p>
+        </w:tc>
+      </w:tr>
+      <w:tr>
+        <w:tc>
+          <w:tcPr>
+            <w:tcW w:type="dxa" w:w="2268"/>
+            <w:shd w:val="clear" w:color="auto" w:fill="D6E4F7"/>
+            <w:vAlign w:val="center"/>
+          </w:tcPr>
+          <w:p>
+            <w:r>
+              <w:rPr>
+                <w:color w:val="000000"/>
+                <w:sz w:val="18"/>
+              </w:rPr>
+              <w:t>HMAC_SHA512</w:t>
+            </w:r>
+          </w:p>
+        </w:tc>
+        <w:tc>
+          <w:tcPr>
+            <w:tcW w:type="dxa" w:w="2551"/>
+            <w:shd w:val="clear" w:color="auto" w:fill="D6E4F7"/>
+            <w:vAlign w:val="center"/>
+          </w:tcPr>
+          <w:p>
+            <w:r>
+              <w:rPr>
+                <w:color w:val="000000"/>
+                <w:sz w:val="18"/>
+              </w:rPr>
+              <w:t>CKM_SHA512_HMAC</w:t>
+            </w:r>
+          </w:p>
+        </w:tc>
+        <w:tc>
+          <w:tcPr>
+            <w:tcW w:type="dxa" w:w="2551"/>
+            <w:shd w:val="clear" w:color="auto" w:fill="D6E4F7"/>
+            <w:vAlign w:val="center"/>
+          </w:tcPr>
+          <w:p>
+            <w:r>
+              <w:rPr>
+                <w:color w:val="000000"/>
+                <w:sz w:val="18"/>
+              </w:rPr>
+              <w:t>CKK_GENERIC_SECRET</w:t>
+            </w:r>
+          </w:p>
+        </w:tc>
+        <w:tc>
+          <w:tcPr>
+            <w:tcW w:type="dxa" w:w="1984"/>
+            <w:shd w:val="clear" w:color="auto" w:fill="D6E4F7"/>
+            <w:vAlign w:val="center"/>
+          </w:tcPr>
+          <w:p>
+            <w:r>
+              <w:rPr>
+                <w:color w:val="000000"/>
+                <w:sz w:val="18"/>
+              </w:rPr>
+              <w:t>512 bits</w:t>
+            </w:r>
+          </w:p>
+        </w:tc>
+        <w:tc>
+          <w:tcPr>
+            <w:tcW w:type="dxa" w:w="1984"/>
+            <w:shd w:val="clear" w:color="auto" w:fill="D6E4F7"/>
             <w:vAlign w:val="center"/>
           </w:tcPr>
           <w:p>
@@ -4495,7 +5737,7 @@
           <w:color w:val="404040"/>
           <w:sz w:val="18"/>
         </w:rPr>
-        <w:t>SoftHSM2 returns ECDSA signatures in DER format. The KSP converts them to Windows raw r‖s format via P11_DecodeDerEcdsaSignature() in p11_utils.c.</w:t>
+        <w:t>A conformant token returns ECDSA signatures as raw r‖s already: PKCS#11 v2.40 §2.3.1 mandates it, and SoftHSM2's own OSSLECDSA.cpp writes BN_bn2bin(r) then BN_bn2bin(s) into a 2*len buffer. That is also CNG's format, so no conversion is needed. P11_DecodeDerEcdsaSignature() is retained only as a fallback for a non-conformant token that returns the OpenSSL EVP (DER) form, selected by signature length. Earlier revisions of this document stated the opposite, and the provider decoded DER unconditionally — so every ECDSA signature failed against a conformant token. Found by running against a second, real PKCS#11 module.</w:t>
       </w:r>
     </w:p>
     <w:p/>
@@ -6039,7 +7281,301 @@
                 <w:color w:val="000000"/>
                 <w:sz w:val="18"/>
               </w:rPr>
-              <w:t>AAD via NCRYPT_AUTH_TAG_LENGTH; 128-bit tag</w:t>
+              <w:t>Nonce/AAD/tag via BCRYPT_AUTHENTICATED_CIPHER_MODE_INFO</w:t>
+            </w:r>
+          </w:p>
+        </w:tc>
+      </w:tr>
+      <w:tr>
+        <w:tc>
+          <w:tcPr>
+            <w:tcW w:type="dxa" w:w="1701"/>
+            <w:shd w:val="clear" w:color="auto" w:fill="FFFFFF"/>
+            <w:vAlign w:val="center"/>
+          </w:tcPr>
+          <w:p>
+            <w:r>
+              <w:rPr>
+                <w:color w:val="000000"/>
+                <w:sz w:val="18"/>
+              </w:rPr>
+              <w:t>CCM</w:t>
+            </w:r>
+          </w:p>
+        </w:tc>
+        <w:tc>
+          <w:tcPr>
+            <w:tcW w:type="dxa" w:w="2551"/>
+            <w:shd w:val="clear" w:color="auto" w:fill="FFFFFF"/>
+            <w:vAlign w:val="center"/>
+          </w:tcPr>
+          <w:p>
+            <w:r>
+              <w:rPr>
+                <w:color w:val="000000"/>
+                <w:sz w:val="18"/>
+              </w:rPr>
+              <w:t>ChainingModeCCM</w:t>
+            </w:r>
+          </w:p>
+        </w:tc>
+        <w:tc>
+          <w:tcPr>
+            <w:tcW w:type="dxa" w:w="1984"/>
+            <w:shd w:val="clear" w:color="auto" w:fill="FFFFFF"/>
+            <w:vAlign w:val="center"/>
+          </w:tcPr>
+          <w:p>
+            <w:r>
+              <w:rPr>
+                <w:color w:val="000000"/>
+                <w:sz w:val="18"/>
+              </w:rPr>
+              <w:t>CKM_AES_CCM</w:t>
+            </w:r>
+          </w:p>
+        </w:tc>
+        <w:tc>
+          <w:tcPr>
+            <w:tcW w:type="dxa" w:w="1701"/>
+            <w:shd w:val="clear" w:color="auto" w:fill="FFFFFF"/>
+            <w:vAlign w:val="center"/>
+          </w:tcPr>
+          <w:p>
+            <w:r>
+              <w:rPr>
+                <w:color w:val="000000"/>
+                <w:sz w:val="18"/>
+              </w:rPr>
+              <w:t>7-13 bytes</w:t>
+            </w:r>
+          </w:p>
+        </w:tc>
+        <w:tc>
+          <w:tcPr>
+            <w:tcW w:type="dxa" w:w="2268"/>
+            <w:shd w:val="clear" w:color="auto" w:fill="FFFFFF"/>
+            <w:vAlign w:val="center"/>
+          </w:tcPr>
+          <w:p>
+            <w:r>
+              <w:rPr>
+                <w:color w:val="000000"/>
+                <w:sz w:val="18"/>
+              </w:rPr>
+              <w:t>CK_CCM_PARAMS</w:t>
+            </w:r>
+          </w:p>
+        </w:tc>
+        <w:tc>
+          <w:tcPr>
+            <w:tcW w:type="dxa" w:w="2835"/>
+            <w:shd w:val="clear" w:color="auto" w:fill="FFFFFF"/>
+            <w:vAlign w:val="center"/>
+          </w:tcPr>
+          <w:p>
+            <w:r>
+              <w:rPr>
+                <w:color w:val="000000"/>
+                <w:sz w:val="18"/>
+              </w:rPr>
+              <w:t>Plaintext length needed up front; not an online mode</w:t>
+            </w:r>
+          </w:p>
+        </w:tc>
+      </w:tr>
+      <w:tr>
+        <w:tc>
+          <w:tcPr>
+            <w:tcW w:type="dxa" w:w="1701"/>
+            <w:shd w:val="clear" w:color="auto" w:fill="D6E4F7"/>
+            <w:vAlign w:val="center"/>
+          </w:tcPr>
+          <w:p>
+            <w:r>
+              <w:rPr>
+                <w:color w:val="000000"/>
+                <w:sz w:val="18"/>
+              </w:rPr>
+              <w:t>CFB (default)</w:t>
+            </w:r>
+          </w:p>
+        </w:tc>
+        <w:tc>
+          <w:tcPr>
+            <w:tcW w:type="dxa" w:w="2551"/>
+            <w:shd w:val="clear" w:color="auto" w:fill="D6E4F7"/>
+            <w:vAlign w:val="center"/>
+          </w:tcPr>
+          <w:p>
+            <w:r>
+              <w:rPr>
+                <w:color w:val="000000"/>
+                <w:sz w:val="18"/>
+              </w:rPr>
+              <w:t>ChainingModeCFB</w:t>
+            </w:r>
+          </w:p>
+        </w:tc>
+        <w:tc>
+          <w:tcPr>
+            <w:tcW w:type="dxa" w:w="1984"/>
+            <w:shd w:val="clear" w:color="auto" w:fill="D6E4F7"/>
+            <w:vAlign w:val="center"/>
+          </w:tcPr>
+          <w:p>
+            <w:r>
+              <w:rPr>
+                <w:color w:val="000000"/>
+                <w:sz w:val="18"/>
+              </w:rPr>
+              <w:t>CKM_AES_CFB8</w:t>
+            </w:r>
+          </w:p>
+        </w:tc>
+        <w:tc>
+          <w:tcPr>
+            <w:tcW w:type="dxa" w:w="1701"/>
+            <w:shd w:val="clear" w:color="auto" w:fill="D6E4F7"/>
+            <w:vAlign w:val="center"/>
+          </w:tcPr>
+          <w:p>
+            <w:r>
+              <w:rPr>
+                <w:color w:val="000000"/>
+                <w:sz w:val="18"/>
+              </w:rPr>
+              <w:t>16 bytes</w:t>
+            </w:r>
+          </w:p>
+        </w:tc>
+        <w:tc>
+          <w:tcPr>
+            <w:tcW w:type="dxa" w:w="2268"/>
+            <w:shd w:val="clear" w:color="auto" w:fill="D6E4F7"/>
+            <w:vAlign w:val="center"/>
+          </w:tcPr>
+          <w:p>
+            <w:r>
+              <w:rPr>
+                <w:color w:val="000000"/>
+                <w:sz w:val="18"/>
+              </w:rPr>
+              <w:t>Raw IV bytes</w:t>
+            </w:r>
+          </w:p>
+        </w:tc>
+        <w:tc>
+          <w:tcPr>
+            <w:tcW w:type="dxa" w:w="2835"/>
+            <w:shd w:val="clear" w:color="auto" w:fill="D6E4F7"/>
+            <w:vAlign w:val="center"/>
+          </w:tcPr>
+          <w:p>
+            <w:r>
+              <w:rPr>
+                <w:color w:val="000000"/>
+                <w:sz w:val="18"/>
+              </w:rPr>
+              <w:t>8-bit feedback — CNG's default</w:t>
+            </w:r>
+          </w:p>
+        </w:tc>
+      </w:tr>
+      <w:tr>
+        <w:tc>
+          <w:tcPr>
+            <w:tcW w:type="dxa" w:w="1701"/>
+            <w:shd w:val="clear" w:color="auto" w:fill="FFFFFF"/>
+            <w:vAlign w:val="center"/>
+          </w:tcPr>
+          <w:p>
+            <w:r>
+              <w:rPr>
+                <w:color w:val="000000"/>
+                <w:sz w:val="18"/>
+              </w:rPr>
+              <w:t>CFB (full block)</w:t>
+            </w:r>
+          </w:p>
+        </w:tc>
+        <w:tc>
+          <w:tcPr>
+            <w:tcW w:type="dxa" w:w="2551"/>
+            <w:shd w:val="clear" w:color="auto" w:fill="FFFFFF"/>
+            <w:vAlign w:val="center"/>
+          </w:tcPr>
+          <w:p>
+            <w:r>
+              <w:rPr>
+                <w:color w:val="000000"/>
+                <w:sz w:val="18"/>
+              </w:rPr>
+              <w:t>ChainingModeCFB</w:t>
+            </w:r>
+          </w:p>
+        </w:tc>
+        <w:tc>
+          <w:tcPr>
+            <w:tcW w:type="dxa" w:w="1984"/>
+            <w:shd w:val="clear" w:color="auto" w:fill="FFFFFF"/>
+            <w:vAlign w:val="center"/>
+          </w:tcPr>
+          <w:p>
+            <w:r>
+              <w:rPr>
+                <w:color w:val="000000"/>
+                <w:sz w:val="18"/>
+              </w:rPr>
+              <w:t>CKM_AES_CFB128</w:t>
+            </w:r>
+          </w:p>
+        </w:tc>
+        <w:tc>
+          <w:tcPr>
+            <w:tcW w:type="dxa" w:w="1701"/>
+            <w:shd w:val="clear" w:color="auto" w:fill="FFFFFF"/>
+            <w:vAlign w:val="center"/>
+          </w:tcPr>
+          <w:p>
+            <w:r>
+              <w:rPr>
+                <w:color w:val="000000"/>
+                <w:sz w:val="18"/>
+              </w:rPr>
+              <w:t>16 bytes</w:t>
+            </w:r>
+          </w:p>
+        </w:tc>
+        <w:tc>
+          <w:tcPr>
+            <w:tcW w:type="dxa" w:w="2268"/>
+            <w:shd w:val="clear" w:color="auto" w:fill="FFFFFF"/>
+            <w:vAlign w:val="center"/>
+          </w:tcPr>
+          <w:p>
+            <w:r>
+              <w:rPr>
+                <w:color w:val="000000"/>
+                <w:sz w:val="18"/>
+              </w:rPr>
+              <w:t>Raw IV bytes</w:t>
+            </w:r>
+          </w:p>
+        </w:tc>
+        <w:tc>
+          <w:tcPr>
+            <w:tcW w:type="dxa" w:w="2835"/>
+            <w:shd w:val="clear" w:color="auto" w:fill="FFFFFF"/>
+            <w:vAlign w:val="center"/>
+          </w:tcPr>
+          <w:p>
+            <w:r>
+              <w:rPr>
+                <w:color w:val="000000"/>
+                <w:sz w:val="18"/>
+              </w:rPr>
+              <w:t>Requires MessageBlockLength = 16</w:t>
             </w:r>
           </w:p>
         </w:tc>
@@ -6060,7 +7596,7 @@
           <w:color w:val="404040"/>
           <w:sz w:val="18"/>
         </w:rPr>
-        <w:t>CCM and CFB are rejected with NTE_NOT_SUPPORTED: no SoftHSM2 mechanism is wired to them. AES key sizes outside 128 / 192 / 256 bits are rejected with NTE_BAD_LEN.</w:t>
+        <w:t>CCM and CFB are gated on the capability probe rather than refused: they stay dark on a token without the mechanisms and light up on one that has them. CFB's default feedback size is 8 bits, NOT the full block — per Microsoft, "By default, [MessageBlockLength] is set to 1 for 8-bit CFB. Setting it to the block size in bytes causes full-block CFB to be used." Mapping ChainingModeCFB to CKM_AES_CFB128 would produce ciphertext no other CNG implementation could decrypt. The nonce, AAD and tag for GCM and CCM arrive in BCRYPT_AUTHENTICATED_CIPHER_MODE_INFO through pPaddingInfo. NCRYPT_AUTH_TAG_LENGTH is read-only and reports a range; it was once misused here to carry the AAD. AES key sizes outside 128 / 192 / 256 bits are rejected with NTE_BAD_LEN.</w:t>
       </w:r>
     </w:p>
     <w:p/>
@@ -6532,7 +8068,7 @@
           <w:color w:val="404040"/>
           <w:sz w:val="18"/>
         </w:rPr>
-        <w:t>The KSP requests CKD_NULL so SoftHSM2 returns the raw Z value; any KDF is applied afterwards. Hash-based KDFs through NCryptDeriveKey return NTE_NOT_SUPPORTED — request the raw secret and run the KDF with BCrypt. Both keys must sit on the same curve, or the call returns NTE_BAD_ALGID.</w:t>
+        <w:t>The KSP requests CKD_NULL so the token returns the raw Z value, and the KDF is applied afterwards inside the provider. NCryptDeriveKey supports BCRYPT_KDF_RAW_SECRET, BCRYPT_KDF_HASH, BCRYPT_KDF_HKDF (RFC 5869), BCRYPT_KDF_HMAC and BCRYPT_KDF_TLS_PRF. Only the TLS 1.0/1.1 PRF is refused, deliberately: it is the MD5/SHA-1 split construction and both versions are deprecated by RFC 8996. X25519 is available alongside the NIST curves. Both keys must sit on the same curve, or the call returns NTE_BAD_ALGID.</w:t>
       </w:r>
     </w:p>
     <w:p>
@@ -9691,6 +11227,56 @@
           <w:p>
             <w:r>
               <w:rPr>
+                <w:color w:val="000000"/>
+                <w:sz w:val="18"/>
+              </w:rPr>
+              <w:t>◐ Gated on the probe</w:t>
+            </w:r>
+          </w:p>
+        </w:tc>
+        <w:tc>
+          <w:tcPr>
+            <w:tcW w:type="dxa" w:w="7087"/>
+            <w:shd w:val="clear" w:color="auto" w:fill="D6E4F7"/>
+            <w:vAlign w:val="center"/>
+          </w:tcPr>
+          <w:p>
+            <w:r>
+              <w:rPr>
+                <w:color w:val="000000"/>
+                <w:sz w:val="18"/>
+              </w:rPr>
+              <w:t>NCRYPT_NO_PADDING_FLAG; dark on SoftHSM2, live on a token that advertises it</w:t>
+            </w:r>
+          </w:p>
+        </w:tc>
+      </w:tr>
+      <w:tr>
+        <w:tc>
+          <w:tcPr>
+            <w:tcW w:type="dxa" w:w="3685"/>
+            <w:shd w:val="clear" w:color="auto" w:fill="FFFFFF"/>
+            <w:vAlign w:val="center"/>
+          </w:tcPr>
+          <w:p>
+            <w:r>
+              <w:rPr>
+                <w:color w:val="000000"/>
+                <w:sz w:val="18"/>
+              </w:rPr>
+              <w:t>Private key import</w:t>
+            </w:r>
+          </w:p>
+        </w:tc>
+        <w:tc>
+          <w:tcPr>
+            <w:tcW w:type="dxa" w:w="2551"/>
+            <w:shd w:val="clear" w:color="auto" w:fill="FFFFFF"/>
+            <w:vAlign w:val="center"/>
+          </w:tcPr>
+          <w:p>
+            <w:r>
+              <w:rPr>
                 <w:b/>
                 <w:color w:val="C00000"/>
                 <w:sz w:val="18"/>
@@ -9800,16 +11386,16 @@
         <w:tc>
           <w:tcPr>
             <w:tcW w:type="dxa" w:w="7087"/>
-            <w:shd w:val="clear" w:color="auto" w:fill="D6E4F7"/>
-            <w:vAlign w:val="center"/>
-          </w:tcPr>
-          <w:p>
-            <w:r>
-              <w:rPr>
-                <w:color w:val="000000"/>
-                <w:sz w:val="18"/>
-              </w:rPr>
-              <w:t>SoftHSM2 does not implement CKM_RSA_X_509</w:t>
+            <w:shd w:val="clear" w:color="auto" w:fill="FFFFFF"/>
+            <w:vAlign w:val="center"/>
+          </w:tcPr>
+          <w:p>
+            <w:r>
+              <w:rPr>
+                <w:color w:val="000000"/>
+                <w:sz w:val="18"/>
+              </w:rPr>
+              <w:t>HSM design principle — private material never leaves the device</w:t>
             </w:r>
           </w:p>
         </w:tc>
@@ -9818,6 +11404,155 @@
         <w:tc>
           <w:tcPr>
             <w:tcW w:type="dxa" w:w="3685"/>
+            <w:shd w:val="clear" w:color="auto" w:fill="D6E4F7"/>
+            <w:vAlign w:val="center"/>
+          </w:tcPr>
+          <w:p>
+            <w:r>
+              <w:rPr>
+                <w:color w:val="000000"/>
+                <w:sz w:val="18"/>
+              </w:rPr>
+              <w:t>Multiple HSM slots</w:t>
+            </w:r>
+          </w:p>
+        </w:tc>
+        <w:tc>
+          <w:tcPr>
+            <w:tcW w:type="dxa" w:w="2551"/>
+            <w:shd w:val="clear" w:color="auto" w:fill="D6E4F7"/>
+            <w:vAlign w:val="center"/>
+          </w:tcPr>
+          <w:p>
+            <w:r>
+              <w:rPr>
+                <w:b/>
+                <w:color w:val="C00000"/>
+                <w:sz w:val="18"/>
+              </w:rPr>
+              <w:t>✗</w:t>
+            </w:r>
+            <w:r>
+              <w:rPr>
+                <w:color w:val="000000"/>
+                <w:sz w:val="18"/>
+              </w:rPr>
+              <w:t xml:space="preserve"> </w:t>
+            </w:r>
+            <w:r>
+              <w:rPr>
+                <w:color w:val="000000"/>
+                <w:sz w:val="18"/>
+              </w:rPr>
+              <w:t>N</w:t>
+            </w:r>
+            <w:r>
+              <w:rPr>
+                <w:color w:val="000000"/>
+                <w:sz w:val="18"/>
+              </w:rPr>
+              <w:t>o</w:t>
+            </w:r>
+            <w:r>
+              <w:rPr>
+                <w:color w:val="000000"/>
+                <w:sz w:val="18"/>
+              </w:rPr>
+              <w:t>t</w:t>
+            </w:r>
+            <w:r>
+              <w:rPr>
+                <w:color w:val="000000"/>
+                <w:sz w:val="18"/>
+              </w:rPr>
+              <w:t xml:space="preserve"> </w:t>
+            </w:r>
+            <w:r>
+              <w:rPr>
+                <w:color w:val="000000"/>
+                <w:sz w:val="18"/>
+              </w:rPr>
+              <w:t>s</w:t>
+            </w:r>
+            <w:r>
+              <w:rPr>
+                <w:color w:val="000000"/>
+                <w:sz w:val="18"/>
+              </w:rPr>
+              <w:t>u</w:t>
+            </w:r>
+            <w:r>
+              <w:rPr>
+                <w:color w:val="000000"/>
+                <w:sz w:val="18"/>
+              </w:rPr>
+              <w:t>p</w:t>
+            </w:r>
+            <w:r>
+              <w:rPr>
+                <w:color w:val="000000"/>
+                <w:sz w:val="18"/>
+              </w:rPr>
+              <w:t>p</w:t>
+            </w:r>
+            <w:r>
+              <w:rPr>
+                <w:color w:val="000000"/>
+                <w:sz w:val="18"/>
+              </w:rPr>
+              <w:t>o</w:t>
+            </w:r>
+            <w:r>
+              <w:rPr>
+                <w:color w:val="000000"/>
+                <w:sz w:val="18"/>
+              </w:rPr>
+              <w:t>r</w:t>
+            </w:r>
+            <w:r>
+              <w:rPr>
+                <w:color w:val="000000"/>
+                <w:sz w:val="18"/>
+              </w:rPr>
+              <w:t>t</w:t>
+            </w:r>
+            <w:r>
+              <w:rPr>
+                <w:color w:val="000000"/>
+                <w:sz w:val="18"/>
+              </w:rPr>
+              <w:t>e</w:t>
+            </w:r>
+            <w:r>
+              <w:rPr>
+                <w:color w:val="000000"/>
+                <w:sz w:val="18"/>
+              </w:rPr>
+              <w:t>d</w:t>
+            </w:r>
+          </w:p>
+        </w:tc>
+        <w:tc>
+          <w:tcPr>
+            <w:tcW w:type="dxa" w:w="7087"/>
+            <w:shd w:val="clear" w:color="auto" w:fill="D6E4F7"/>
+            <w:vAlign w:val="center"/>
+          </w:tcPr>
+          <w:p>
+            <w:r>
+              <w:rPr>
+                <w:color w:val="000000"/>
+                <w:sz w:val="18"/>
+              </w:rPr>
+              <w:t>Only the first slot with a token present is used</w:t>
+            </w:r>
+          </w:p>
+        </w:tc>
+      </w:tr>
+      <w:tr>
+        <w:tc>
+          <w:tcPr>
+            <w:tcW w:type="dxa" w:w="3685"/>
             <w:shd w:val="clear" w:color="auto" w:fill="FFFFFF"/>
             <w:vAlign w:val="center"/>
           </w:tcPr>
@@ -9827,7 +11562,7 @@
                 <w:color w:val="000000"/>
                 <w:sz w:val="18"/>
               </w:rPr>
-              <w:t>Private key import</w:t>
+              <w:t>RSA sizes other than 2048/3072/4096</w:t>
             </w:r>
           </w:p>
         </w:tc>
@@ -9858,6 +11593,76 @@
                 <w:color w:val="000000"/>
                 <w:sz w:val="18"/>
               </w:rPr>
+              <w:t>R</w:t>
+            </w:r>
+            <w:r>
+              <w:rPr>
+                <w:color w:val="000000"/>
+                <w:sz w:val="18"/>
+              </w:rPr>
+              <w:t>e</w:t>
+            </w:r>
+            <w:r>
+              <w:rPr>
+                <w:color w:val="000000"/>
+                <w:sz w:val="18"/>
+              </w:rPr>
+              <w:t>j</w:t>
+            </w:r>
+            <w:r>
+              <w:rPr>
+                <w:color w:val="000000"/>
+                <w:sz w:val="18"/>
+              </w:rPr>
+              <w:t>e</w:t>
+            </w:r>
+            <w:r>
+              <w:rPr>
+                <w:color w:val="000000"/>
+                <w:sz w:val="18"/>
+              </w:rPr>
+              <w:t>c</w:t>
+            </w:r>
+            <w:r>
+              <w:rPr>
+                <w:color w:val="000000"/>
+                <w:sz w:val="18"/>
+              </w:rPr>
+              <w:t>t</w:t>
+            </w:r>
+            <w:r>
+              <w:rPr>
+                <w:color w:val="000000"/>
+                <w:sz w:val="18"/>
+              </w:rPr>
+              <w:t>e</w:t>
+            </w:r>
+            <w:r>
+              <w:rPr>
+                <w:color w:val="000000"/>
+                <w:sz w:val="18"/>
+              </w:rPr>
+              <w:t>d</w:t>
+            </w:r>
+            <w:r>
+              <w:rPr>
+                <w:color w:val="000000"/>
+                <w:sz w:val="18"/>
+              </w:rPr>
+              <w:t xml:space="preserve"> </w:t>
+            </w:r>
+            <w:r>
+              <w:rPr>
+                <w:color w:val="000000"/>
+                <w:sz w:val="18"/>
+              </w:rPr>
+              <w:t>(</w:t>
+            </w:r>
+            <w:r>
+              <w:rPr>
+                <w:color w:val="000000"/>
+                <w:sz w:val="18"/>
+              </w:rPr>
               <w:t>N</w:t>
             </w:r>
             <w:r>
@@ -9865,84 +11670,77 @@
                 <w:color w:val="000000"/>
                 <w:sz w:val="18"/>
               </w:rPr>
-              <w:t>o</w:t>
-            </w:r>
-            <w:r>
-              <w:rPr>
-                <w:color w:val="000000"/>
-                <w:sz w:val="18"/>
-              </w:rPr>
-              <w:t>t</w:t>
-            </w:r>
-            <w:r>
-              <w:rPr>
-                <w:color w:val="000000"/>
-                <w:sz w:val="18"/>
-              </w:rPr>
-              <w:t xml:space="preserve"> </w:t>
-            </w:r>
-            <w:r>
-              <w:rPr>
-                <w:color w:val="000000"/>
-                <w:sz w:val="18"/>
-              </w:rPr>
-              <w:t>s</w:t>
-            </w:r>
-            <w:r>
-              <w:rPr>
-                <w:color w:val="000000"/>
-                <w:sz w:val="18"/>
-              </w:rPr>
-              <w:t>u</w:t>
-            </w:r>
-            <w:r>
-              <w:rPr>
-                <w:color w:val="000000"/>
-                <w:sz w:val="18"/>
-              </w:rPr>
-              <w:t>p</w:t>
-            </w:r>
-            <w:r>
-              <w:rPr>
-                <w:color w:val="000000"/>
-                <w:sz w:val="18"/>
-              </w:rPr>
-              <w:t>p</w:t>
-            </w:r>
-            <w:r>
-              <w:rPr>
-                <w:color w:val="000000"/>
-                <w:sz w:val="18"/>
-              </w:rPr>
-              <w:t>o</w:t>
-            </w:r>
-            <w:r>
-              <w:rPr>
-                <w:color w:val="000000"/>
-                <w:sz w:val="18"/>
-              </w:rPr>
-              <w:t>r</w:t>
-            </w:r>
-            <w:r>
-              <w:rPr>
-                <w:color w:val="000000"/>
-                <w:sz w:val="18"/>
-              </w:rPr>
-              <w:t>t</w:t>
-            </w:r>
-            <w:r>
-              <w:rPr>
-                <w:color w:val="000000"/>
-                <w:sz w:val="18"/>
-              </w:rPr>
-              <w:t>e</w:t>
-            </w:r>
-            <w:r>
-              <w:rPr>
-                <w:color w:val="000000"/>
-                <w:sz w:val="18"/>
-              </w:rPr>
-              <w:t>d</w:t>
+              <w:t>T</w:t>
+            </w:r>
+            <w:r>
+              <w:rPr>
+                <w:color w:val="000000"/>
+                <w:sz w:val="18"/>
+              </w:rPr>
+              <w:t>E</w:t>
+            </w:r>
+            <w:r>
+              <w:rPr>
+                <w:color w:val="000000"/>
+                <w:sz w:val="18"/>
+              </w:rPr>
+              <w:t>_</w:t>
+            </w:r>
+            <w:r>
+              <w:rPr>
+                <w:color w:val="000000"/>
+                <w:sz w:val="18"/>
+              </w:rPr>
+              <w:t>B</w:t>
+            </w:r>
+            <w:r>
+              <w:rPr>
+                <w:color w:val="000000"/>
+                <w:sz w:val="18"/>
+              </w:rPr>
+              <w:t>A</w:t>
+            </w:r>
+            <w:r>
+              <w:rPr>
+                <w:color w:val="000000"/>
+                <w:sz w:val="18"/>
+              </w:rPr>
+              <w:t>D</w:t>
+            </w:r>
+            <w:r>
+              <w:rPr>
+                <w:color w:val="000000"/>
+                <w:sz w:val="18"/>
+              </w:rPr>
+              <w:t>_</w:t>
+            </w:r>
+            <w:r>
+              <w:rPr>
+                <w:color w:val="000000"/>
+                <w:sz w:val="18"/>
+              </w:rPr>
+              <w:t>L</w:t>
+            </w:r>
+            <w:r>
+              <w:rPr>
+                <w:color w:val="000000"/>
+                <w:sz w:val="18"/>
+              </w:rPr>
+              <w:t>E</w:t>
+            </w:r>
+            <w:r>
+              <w:rPr>
+                <w:color w:val="000000"/>
+                <w:sz w:val="18"/>
+              </w:rPr>
+              <w:t>N</w:t>
+            </w:r>
+            <w:r>
+              <w:rPr>
+                <w:color w:val="000000"/>
+                <w:sz w:val="18"/>
+              </w:rPr>
+              <w:t>)</w:t>
             </w:r>
           </w:p>
         </w:tc>
@@ -9958,7 +11756,7 @@
                 <w:color w:val="000000"/>
                 <w:sz w:val="18"/>
               </w:rPr>
-              <w:t>HSM design principle — private material never leaves the device</w:t>
+              <w:t>Hardcoded validation in ksp_properties.c</w:t>
             </w:r>
           </w:p>
         </w:tc>
@@ -9976,7 +11774,7 @@
                 <w:color w:val="000000"/>
                 <w:sz w:val="18"/>
               </w:rPr>
-              <w:t>Multiple HSM slots</w:t>
+              <w:t>AES sizes other than 128/192/256</w:t>
             </w:r>
           </w:p>
         </w:tc>
@@ -10007,6 +11805,76 @@
                 <w:color w:val="000000"/>
                 <w:sz w:val="18"/>
               </w:rPr>
+              <w:t>R</w:t>
+            </w:r>
+            <w:r>
+              <w:rPr>
+                <w:color w:val="000000"/>
+                <w:sz w:val="18"/>
+              </w:rPr>
+              <w:t>e</w:t>
+            </w:r>
+            <w:r>
+              <w:rPr>
+                <w:color w:val="000000"/>
+                <w:sz w:val="18"/>
+              </w:rPr>
+              <w:t>j</w:t>
+            </w:r>
+            <w:r>
+              <w:rPr>
+                <w:color w:val="000000"/>
+                <w:sz w:val="18"/>
+              </w:rPr>
+              <w:t>e</w:t>
+            </w:r>
+            <w:r>
+              <w:rPr>
+                <w:color w:val="000000"/>
+                <w:sz w:val="18"/>
+              </w:rPr>
+              <w:t>c</w:t>
+            </w:r>
+            <w:r>
+              <w:rPr>
+                <w:color w:val="000000"/>
+                <w:sz w:val="18"/>
+              </w:rPr>
+              <w:t>t</w:t>
+            </w:r>
+            <w:r>
+              <w:rPr>
+                <w:color w:val="000000"/>
+                <w:sz w:val="18"/>
+              </w:rPr>
+              <w:t>e</w:t>
+            </w:r>
+            <w:r>
+              <w:rPr>
+                <w:color w:val="000000"/>
+                <w:sz w:val="18"/>
+              </w:rPr>
+              <w:t>d</w:t>
+            </w:r>
+            <w:r>
+              <w:rPr>
+                <w:color w:val="000000"/>
+                <w:sz w:val="18"/>
+              </w:rPr>
+              <w:t xml:space="preserve"> </w:t>
+            </w:r>
+            <w:r>
+              <w:rPr>
+                <w:color w:val="000000"/>
+                <w:sz w:val="18"/>
+              </w:rPr>
+              <w:t>(</w:t>
+            </w:r>
+            <w:r>
+              <w:rPr>
+                <w:color w:val="000000"/>
+                <w:sz w:val="18"/>
+              </w:rPr>
               <w:t>N</w:t>
             </w:r>
             <w:r>
@@ -10014,84 +11882,77 @@
                 <w:color w:val="000000"/>
                 <w:sz w:val="18"/>
               </w:rPr>
-              <w:t>o</w:t>
-            </w:r>
-            <w:r>
-              <w:rPr>
-                <w:color w:val="000000"/>
-                <w:sz w:val="18"/>
-              </w:rPr>
-              <w:t>t</w:t>
-            </w:r>
-            <w:r>
-              <w:rPr>
-                <w:color w:val="000000"/>
-                <w:sz w:val="18"/>
-              </w:rPr>
-              <w:t xml:space="preserve"> </w:t>
-            </w:r>
-            <w:r>
-              <w:rPr>
-                <w:color w:val="000000"/>
-                <w:sz w:val="18"/>
-              </w:rPr>
-              <w:t>s</w:t>
-            </w:r>
-            <w:r>
-              <w:rPr>
-                <w:color w:val="000000"/>
-                <w:sz w:val="18"/>
-              </w:rPr>
-              <w:t>u</w:t>
-            </w:r>
-            <w:r>
-              <w:rPr>
-                <w:color w:val="000000"/>
-                <w:sz w:val="18"/>
-              </w:rPr>
-              <w:t>p</w:t>
-            </w:r>
-            <w:r>
-              <w:rPr>
-                <w:color w:val="000000"/>
-                <w:sz w:val="18"/>
-              </w:rPr>
-              <w:t>p</w:t>
-            </w:r>
-            <w:r>
-              <w:rPr>
-                <w:color w:val="000000"/>
-                <w:sz w:val="18"/>
-              </w:rPr>
-              <w:t>o</w:t>
-            </w:r>
-            <w:r>
-              <w:rPr>
-                <w:color w:val="000000"/>
-                <w:sz w:val="18"/>
-              </w:rPr>
-              <w:t>r</w:t>
-            </w:r>
-            <w:r>
-              <w:rPr>
-                <w:color w:val="000000"/>
-                <w:sz w:val="18"/>
-              </w:rPr>
-              <w:t>t</w:t>
-            </w:r>
-            <w:r>
-              <w:rPr>
-                <w:color w:val="000000"/>
-                <w:sz w:val="18"/>
-              </w:rPr>
-              <w:t>e</w:t>
-            </w:r>
-            <w:r>
-              <w:rPr>
-                <w:color w:val="000000"/>
-                <w:sz w:val="18"/>
-              </w:rPr>
-              <w:t>d</w:t>
+              <w:t>T</w:t>
+            </w:r>
+            <w:r>
+              <w:rPr>
+                <w:color w:val="000000"/>
+                <w:sz w:val="18"/>
+              </w:rPr>
+              <w:t>E</w:t>
+            </w:r>
+            <w:r>
+              <w:rPr>
+                <w:color w:val="000000"/>
+                <w:sz w:val="18"/>
+              </w:rPr>
+              <w:t>_</w:t>
+            </w:r>
+            <w:r>
+              <w:rPr>
+                <w:color w:val="000000"/>
+                <w:sz w:val="18"/>
+              </w:rPr>
+              <w:t>B</w:t>
+            </w:r>
+            <w:r>
+              <w:rPr>
+                <w:color w:val="000000"/>
+                <w:sz w:val="18"/>
+              </w:rPr>
+              <w:t>A</w:t>
+            </w:r>
+            <w:r>
+              <w:rPr>
+                <w:color w:val="000000"/>
+                <w:sz w:val="18"/>
+              </w:rPr>
+              <w:t>D</w:t>
+            </w:r>
+            <w:r>
+              <w:rPr>
+                <w:color w:val="000000"/>
+                <w:sz w:val="18"/>
+              </w:rPr>
+              <w:t>_</w:t>
+            </w:r>
+            <w:r>
+              <w:rPr>
+                <w:color w:val="000000"/>
+                <w:sz w:val="18"/>
+              </w:rPr>
+              <w:t>L</w:t>
+            </w:r>
+            <w:r>
+              <w:rPr>
+                <w:color w:val="000000"/>
+                <w:sz w:val="18"/>
+              </w:rPr>
+              <w:t>E</w:t>
+            </w:r>
+            <w:r>
+              <w:rPr>
+                <w:color w:val="000000"/>
+                <w:sz w:val="18"/>
+              </w:rPr>
+              <w:t>N</w:t>
+            </w:r>
+            <w:r>
+              <w:rPr>
+                <w:color w:val="000000"/>
+                <w:sz w:val="18"/>
+              </w:rPr>
+              <w:t>)</w:t>
             </w:r>
           </w:p>
         </w:tc>
@@ -10107,7 +11968,7 @@
                 <w:color w:val="000000"/>
                 <w:sz w:val="18"/>
               </w:rPr>
-              <w:t>Only the first slot with a token present is used</w:t>
+              <w:t>Hardcoded validation in ksp_properties.c</w:t>
             </w:r>
           </w:p>
         </w:tc>
@@ -10125,7 +11986,7 @@
                 <w:color w:val="000000"/>
                 <w:sz w:val="18"/>
               </w:rPr>
-              <w:t>RSA sizes other than 2048/3072/4096</w:t>
+              <w:t>EC curves beyond P-256/384/521, Ed25519, Ed448</w:t>
             </w:r>
           </w:p>
         </w:tc>
@@ -10156,7 +12017,77 @@
                 <w:color w:val="000000"/>
                 <w:sz w:val="18"/>
               </w:rPr>
-              <w:t>R</w:t>
+              <w:t>N</w:t>
+            </w:r>
+            <w:r>
+              <w:rPr>
+                <w:color w:val="000000"/>
+                <w:sz w:val="18"/>
+              </w:rPr>
+              <w:t>o</w:t>
+            </w:r>
+            <w:r>
+              <w:rPr>
+                <w:color w:val="000000"/>
+                <w:sz w:val="18"/>
+              </w:rPr>
+              <w:t>t</w:t>
+            </w:r>
+            <w:r>
+              <w:rPr>
+                <w:color w:val="000000"/>
+                <w:sz w:val="18"/>
+              </w:rPr>
+              <w:t xml:space="preserve"> </w:t>
+            </w:r>
+            <w:r>
+              <w:rPr>
+                <w:color w:val="000000"/>
+                <w:sz w:val="18"/>
+              </w:rPr>
+              <w:t>s</w:t>
+            </w:r>
+            <w:r>
+              <w:rPr>
+                <w:color w:val="000000"/>
+                <w:sz w:val="18"/>
+              </w:rPr>
+              <w:t>u</w:t>
+            </w:r>
+            <w:r>
+              <w:rPr>
+                <w:color w:val="000000"/>
+                <w:sz w:val="18"/>
+              </w:rPr>
+              <w:t>p</w:t>
+            </w:r>
+            <w:r>
+              <w:rPr>
+                <w:color w:val="000000"/>
+                <w:sz w:val="18"/>
+              </w:rPr>
+              <w:t>p</w:t>
+            </w:r>
+            <w:r>
+              <w:rPr>
+                <w:color w:val="000000"/>
+                <w:sz w:val="18"/>
+              </w:rPr>
+              <w:t>o</w:t>
+            </w:r>
+            <w:r>
+              <w:rPr>
+                <w:color w:val="000000"/>
+                <w:sz w:val="18"/>
+              </w:rPr>
+              <w:t>r</w:t>
+            </w:r>
+            <w:r>
+              <w:rPr>
+                <w:color w:val="000000"/>
+                <w:sz w:val="18"/>
+              </w:rPr>
+              <w:t>t</w:t>
             </w:r>
             <w:r>
               <w:rPr>
@@ -10170,140 +12101,7 @@
                 <w:color w:val="000000"/>
                 <w:sz w:val="18"/>
               </w:rPr>
-              <w:t>j</w:t>
-            </w:r>
-            <w:r>
-              <w:rPr>
-                <w:color w:val="000000"/>
-                <w:sz w:val="18"/>
-              </w:rPr>
-              <w:t>e</w:t>
-            </w:r>
-            <w:r>
-              <w:rPr>
-                <w:color w:val="000000"/>
-                <w:sz w:val="18"/>
-              </w:rPr>
-              <w:t>c</w:t>
-            </w:r>
-            <w:r>
-              <w:rPr>
-                <w:color w:val="000000"/>
-                <w:sz w:val="18"/>
-              </w:rPr>
-              <w:t>t</w:t>
-            </w:r>
-            <w:r>
-              <w:rPr>
-                <w:color w:val="000000"/>
-                <w:sz w:val="18"/>
-              </w:rPr>
-              <w:t>e</w:t>
-            </w:r>
-            <w:r>
-              <w:rPr>
-                <w:color w:val="000000"/>
-                <w:sz w:val="18"/>
-              </w:rPr>
               <w:t>d</w:t>
-            </w:r>
-            <w:r>
-              <w:rPr>
-                <w:color w:val="000000"/>
-                <w:sz w:val="18"/>
-              </w:rPr>
-              <w:t xml:space="preserve"> </w:t>
-            </w:r>
-            <w:r>
-              <w:rPr>
-                <w:color w:val="000000"/>
-                <w:sz w:val="18"/>
-              </w:rPr>
-              <w:t>(</w:t>
-            </w:r>
-            <w:r>
-              <w:rPr>
-                <w:color w:val="000000"/>
-                <w:sz w:val="18"/>
-              </w:rPr>
-              <w:t>N</w:t>
-            </w:r>
-            <w:r>
-              <w:rPr>
-                <w:color w:val="000000"/>
-                <w:sz w:val="18"/>
-              </w:rPr>
-              <w:t>T</w:t>
-            </w:r>
-            <w:r>
-              <w:rPr>
-                <w:color w:val="000000"/>
-                <w:sz w:val="18"/>
-              </w:rPr>
-              <w:t>E</w:t>
-            </w:r>
-            <w:r>
-              <w:rPr>
-                <w:color w:val="000000"/>
-                <w:sz w:val="18"/>
-              </w:rPr>
-              <w:t>_</w:t>
-            </w:r>
-            <w:r>
-              <w:rPr>
-                <w:color w:val="000000"/>
-                <w:sz w:val="18"/>
-              </w:rPr>
-              <w:t>B</w:t>
-            </w:r>
-            <w:r>
-              <w:rPr>
-                <w:color w:val="000000"/>
-                <w:sz w:val="18"/>
-              </w:rPr>
-              <w:t>A</w:t>
-            </w:r>
-            <w:r>
-              <w:rPr>
-                <w:color w:val="000000"/>
-                <w:sz w:val="18"/>
-              </w:rPr>
-              <w:t>D</w:t>
-            </w:r>
-            <w:r>
-              <w:rPr>
-                <w:color w:val="000000"/>
-                <w:sz w:val="18"/>
-              </w:rPr>
-              <w:t>_</w:t>
-            </w:r>
-            <w:r>
-              <w:rPr>
-                <w:color w:val="000000"/>
-                <w:sz w:val="18"/>
-              </w:rPr>
-              <w:t>L</w:t>
-            </w:r>
-            <w:r>
-              <w:rPr>
-                <w:color w:val="000000"/>
-                <w:sz w:val="18"/>
-              </w:rPr>
-              <w:t>E</w:t>
-            </w:r>
-            <w:r>
-              <w:rPr>
-                <w:color w:val="000000"/>
-                <w:sz w:val="18"/>
-              </w:rPr>
-              <w:t>N</w:t>
-            </w:r>
-            <w:r>
-              <w:rPr>
-                <w:color w:val="000000"/>
-                <w:sz w:val="18"/>
-              </w:rPr>
-              <w:t>)</w:t>
             </w:r>
           </w:p>
         </w:tc>
@@ -10319,7 +12117,7 @@
                 <w:color w:val="000000"/>
                 <w:sz w:val="18"/>
               </w:rPr>
-              <w:t>Hardcoded validation in ksp_properties.c</w:t>
+              <w:t>Only these OIDs are defined in config.h</w:t>
             </w:r>
           </w:p>
         </w:tc>
@@ -10337,7 +12135,7 @@
                 <w:color w:val="000000"/>
                 <w:sz w:val="18"/>
               </w:rPr>
-              <w:t>AES sizes other than 128/192/256</w:t>
+              <w:t>AES-CCM and AES-CFB</w:t>
             </w:r>
           </w:p>
         </w:tc>
@@ -10350,172 +12148,10 @@
           <w:p>
             <w:r>
               <w:rPr>
-                <w:b/>
-                <w:color w:val="C00000"/>
-                <w:sz w:val="18"/>
-              </w:rPr>
-              <w:t>✗</w:t>
-            </w:r>
-            <w:r>
-              <w:rPr>
-                <w:color w:val="000000"/>
-                <w:sz w:val="18"/>
-              </w:rPr>
-              <w:t xml:space="preserve"> </w:t>
-            </w:r>
-            <w:r>
-              <w:rPr>
-                <w:color w:val="000000"/>
-                <w:sz w:val="18"/>
-              </w:rPr>
-              <w:t>R</w:t>
-            </w:r>
-            <w:r>
-              <w:rPr>
-                <w:color w:val="000000"/>
-                <w:sz w:val="18"/>
-              </w:rPr>
-              <w:t>e</w:t>
-            </w:r>
-            <w:r>
-              <w:rPr>
-                <w:color w:val="000000"/>
-                <w:sz w:val="18"/>
-              </w:rPr>
-              <w:t>j</w:t>
-            </w:r>
-            <w:r>
-              <w:rPr>
-                <w:color w:val="000000"/>
-                <w:sz w:val="18"/>
-              </w:rPr>
-              <w:t>e</w:t>
-            </w:r>
-            <w:r>
-              <w:rPr>
-                <w:color w:val="000000"/>
-                <w:sz w:val="18"/>
-              </w:rPr>
-              <w:t>c</w:t>
-            </w:r>
-            <w:r>
-              <w:rPr>
-                <w:color w:val="000000"/>
-                <w:sz w:val="18"/>
-              </w:rPr>
-              <w:t>t</w:t>
-            </w:r>
-            <w:r>
-              <w:rPr>
-                <w:color w:val="000000"/>
-                <w:sz w:val="18"/>
-              </w:rPr>
-              <w:t>e</w:t>
-            </w:r>
-            <w:r>
-              <w:rPr>
-                <w:color w:val="000000"/>
-                <w:sz w:val="18"/>
-              </w:rPr>
-              <w:t>d</w:t>
-            </w:r>
-            <w:r>
-              <w:rPr>
-                <w:color w:val="000000"/>
-                <w:sz w:val="18"/>
-              </w:rPr>
-              <w:t xml:space="preserve"> </w:t>
-            </w:r>
-            <w:r>
-              <w:rPr>
-                <w:color w:val="000000"/>
-                <w:sz w:val="18"/>
-              </w:rPr>
-              <w:t>(</w:t>
-            </w:r>
-            <w:r>
-              <w:rPr>
-                <w:color w:val="000000"/>
-                <w:sz w:val="18"/>
-              </w:rPr>
-              <w:t>N</w:t>
-            </w:r>
-            <w:r>
-              <w:rPr>
-                <w:color w:val="000000"/>
-                <w:sz w:val="18"/>
-              </w:rPr>
-              <w:t>T</w:t>
-            </w:r>
-            <w:r>
-              <w:rPr>
-                <w:color w:val="000000"/>
-                <w:sz w:val="18"/>
-              </w:rPr>
-              <w:t>E</w:t>
-            </w:r>
-            <w:r>
-              <w:rPr>
-                <w:color w:val="000000"/>
-                <w:sz w:val="18"/>
-              </w:rPr>
-              <w:t>_</w:t>
-            </w:r>
-            <w:r>
-              <w:rPr>
-                <w:color w:val="000000"/>
-                <w:sz w:val="18"/>
-              </w:rPr>
-              <w:t>B</w:t>
-            </w:r>
-            <w:r>
-              <w:rPr>
-                <w:color w:val="000000"/>
-                <w:sz w:val="18"/>
-              </w:rPr>
-              <w:t>A</w:t>
-            </w:r>
-            <w:r>
-              <w:rPr>
-                <w:color w:val="000000"/>
-                <w:sz w:val="18"/>
-              </w:rPr>
-              <w:t>D</w:t>
-            </w:r>
-            <w:r>
-              <w:rPr>
-                <w:color w:val="000000"/>
-                <w:sz w:val="18"/>
-              </w:rPr>
-              <w:t>_</w:t>
-            </w:r>
-            <w:r>
-              <w:rPr>
-                <w:color w:val="000000"/>
-                <w:sz w:val="18"/>
-              </w:rPr>
-              <w:t>L</w:t>
-            </w:r>
-            <w:r>
-              <w:rPr>
-                <w:color w:val="000000"/>
-                <w:sz w:val="18"/>
-              </w:rPr>
-              <w:t>E</w:t>
-            </w:r>
-            <w:r>
-              <w:rPr>
-                <w:color w:val="000000"/>
-                <w:sz w:val="18"/>
-              </w:rPr>
-              <w:t>N</w:t>
-            </w:r>
-            <w:r>
-              <w:rPr>
-                <w:color w:val="000000"/>
-                <w:sz w:val="18"/>
-              </w:rPr>
-              <w:t>)</w:t>
+                <w:color w:val="000000"/>
+                <w:sz w:val="18"/>
+              </w:rPr>
+              <w:t>◐ Gated on the probe</w:t>
             </w:r>
           </w:p>
         </w:tc>
@@ -10531,333 +12167,7 @@
                 <w:color w:val="000000"/>
                 <w:sz w:val="18"/>
               </w:rPr>
-              <w:t>Hardcoded validation in ksp_properties.c</w:t>
-            </w:r>
-          </w:p>
-        </w:tc>
-      </w:tr>
-      <w:tr>
-        <w:tc>
-          <w:tcPr>
-            <w:tcW w:type="dxa" w:w="3685"/>
-            <w:shd w:val="clear" w:color="auto" w:fill="FFFFFF"/>
-            <w:vAlign w:val="center"/>
-          </w:tcPr>
-          <w:p>
-            <w:r>
-              <w:rPr>
-                <w:color w:val="000000"/>
-                <w:sz w:val="18"/>
-              </w:rPr>
-              <w:t>EC curves beyond P-256/384/521, Ed25519, Ed448</w:t>
-            </w:r>
-          </w:p>
-        </w:tc>
-        <w:tc>
-          <w:tcPr>
-            <w:tcW w:type="dxa" w:w="2551"/>
-            <w:shd w:val="clear" w:color="auto" w:fill="FFFFFF"/>
-            <w:vAlign w:val="center"/>
-          </w:tcPr>
-          <w:p>
-            <w:r>
-              <w:rPr>
-                <w:b/>
-                <w:color w:val="C00000"/>
-                <w:sz w:val="18"/>
-              </w:rPr>
-              <w:t>✗</w:t>
-            </w:r>
-            <w:r>
-              <w:rPr>
-                <w:color w:val="000000"/>
-                <w:sz w:val="18"/>
-              </w:rPr>
-              <w:t xml:space="preserve"> </w:t>
-            </w:r>
-            <w:r>
-              <w:rPr>
-                <w:color w:val="000000"/>
-                <w:sz w:val="18"/>
-              </w:rPr>
-              <w:t>N</w:t>
-            </w:r>
-            <w:r>
-              <w:rPr>
-                <w:color w:val="000000"/>
-                <w:sz w:val="18"/>
-              </w:rPr>
-              <w:t>o</w:t>
-            </w:r>
-            <w:r>
-              <w:rPr>
-                <w:color w:val="000000"/>
-                <w:sz w:val="18"/>
-              </w:rPr>
-              <w:t>t</w:t>
-            </w:r>
-            <w:r>
-              <w:rPr>
-                <w:color w:val="000000"/>
-                <w:sz w:val="18"/>
-              </w:rPr>
-              <w:t xml:space="preserve"> </w:t>
-            </w:r>
-            <w:r>
-              <w:rPr>
-                <w:color w:val="000000"/>
-                <w:sz w:val="18"/>
-              </w:rPr>
-              <w:t>s</w:t>
-            </w:r>
-            <w:r>
-              <w:rPr>
-                <w:color w:val="000000"/>
-                <w:sz w:val="18"/>
-              </w:rPr>
-              <w:t>u</w:t>
-            </w:r>
-            <w:r>
-              <w:rPr>
-                <w:color w:val="000000"/>
-                <w:sz w:val="18"/>
-              </w:rPr>
-              <w:t>p</w:t>
-            </w:r>
-            <w:r>
-              <w:rPr>
-                <w:color w:val="000000"/>
-                <w:sz w:val="18"/>
-              </w:rPr>
-              <w:t>p</w:t>
-            </w:r>
-            <w:r>
-              <w:rPr>
-                <w:color w:val="000000"/>
-                <w:sz w:val="18"/>
-              </w:rPr>
-              <w:t>o</w:t>
-            </w:r>
-            <w:r>
-              <w:rPr>
-                <w:color w:val="000000"/>
-                <w:sz w:val="18"/>
-              </w:rPr>
-              <w:t>r</w:t>
-            </w:r>
-            <w:r>
-              <w:rPr>
-                <w:color w:val="000000"/>
-                <w:sz w:val="18"/>
-              </w:rPr>
-              <w:t>t</w:t>
-            </w:r>
-            <w:r>
-              <w:rPr>
-                <w:color w:val="000000"/>
-                <w:sz w:val="18"/>
-              </w:rPr>
-              <w:t>e</w:t>
-            </w:r>
-            <w:r>
-              <w:rPr>
-                <w:color w:val="000000"/>
-                <w:sz w:val="18"/>
-              </w:rPr>
-              <w:t>d</w:t>
-            </w:r>
-          </w:p>
-        </w:tc>
-        <w:tc>
-          <w:tcPr>
-            <w:tcW w:type="dxa" w:w="7087"/>
-            <w:shd w:val="clear" w:color="auto" w:fill="FFFFFF"/>
-            <w:vAlign w:val="center"/>
-          </w:tcPr>
-          <w:p>
-            <w:r>
-              <w:rPr>
-                <w:color w:val="000000"/>
-                <w:sz w:val="18"/>
-              </w:rPr>
-              <w:t>Only these OIDs are defined in config.h</w:t>
-            </w:r>
-          </w:p>
-        </w:tc>
-      </w:tr>
-      <w:tr>
-        <w:tc>
-          <w:tcPr>
-            <w:tcW w:type="dxa" w:w="3685"/>
-            <w:shd w:val="clear" w:color="auto" w:fill="D6E4F7"/>
-            <w:vAlign w:val="center"/>
-          </w:tcPr>
-          <w:p>
-            <w:r>
-              <w:rPr>
-                <w:color w:val="000000"/>
-                <w:sz w:val="18"/>
-              </w:rPr>
-              <w:t>AES-CCM and AES-CFB</w:t>
-            </w:r>
-          </w:p>
-        </w:tc>
-        <w:tc>
-          <w:tcPr>
-            <w:tcW w:type="dxa" w:w="2551"/>
-            <w:shd w:val="clear" w:color="auto" w:fill="D6E4F7"/>
-            <w:vAlign w:val="center"/>
-          </w:tcPr>
-          <w:p>
-            <w:r>
-              <w:rPr>
-                <w:b/>
-                <w:color w:val="C00000"/>
-                <w:sz w:val="18"/>
-              </w:rPr>
-              <w:t>✗</w:t>
-            </w:r>
-            <w:r>
-              <w:rPr>
-                <w:color w:val="000000"/>
-                <w:sz w:val="18"/>
-              </w:rPr>
-              <w:t xml:space="preserve"> </w:t>
-            </w:r>
-            <w:r>
-              <w:rPr>
-                <w:color w:val="000000"/>
-                <w:sz w:val="18"/>
-              </w:rPr>
-              <w:t>N</w:t>
-            </w:r>
-            <w:r>
-              <w:rPr>
-                <w:color w:val="000000"/>
-                <w:sz w:val="18"/>
-              </w:rPr>
-              <w:t>T</w:t>
-            </w:r>
-            <w:r>
-              <w:rPr>
-                <w:color w:val="000000"/>
-                <w:sz w:val="18"/>
-              </w:rPr>
-              <w:t>E</w:t>
-            </w:r>
-            <w:r>
-              <w:rPr>
-                <w:color w:val="000000"/>
-                <w:sz w:val="18"/>
-              </w:rPr>
-              <w:t>_</w:t>
-            </w:r>
-            <w:r>
-              <w:rPr>
-                <w:color w:val="000000"/>
-                <w:sz w:val="18"/>
-              </w:rPr>
-              <w:t>N</w:t>
-            </w:r>
-            <w:r>
-              <w:rPr>
-                <w:color w:val="000000"/>
-                <w:sz w:val="18"/>
-              </w:rPr>
-              <w:t>O</w:t>
-            </w:r>
-            <w:r>
-              <w:rPr>
-                <w:color w:val="000000"/>
-                <w:sz w:val="18"/>
-              </w:rPr>
-              <w:t>T</w:t>
-            </w:r>
-            <w:r>
-              <w:rPr>
-                <w:color w:val="000000"/>
-                <w:sz w:val="18"/>
-              </w:rPr>
-              <w:t>_</w:t>
-            </w:r>
-            <w:r>
-              <w:rPr>
-                <w:color w:val="000000"/>
-                <w:sz w:val="18"/>
-              </w:rPr>
-              <w:t>S</w:t>
-            </w:r>
-            <w:r>
-              <w:rPr>
-                <w:color w:val="000000"/>
-                <w:sz w:val="18"/>
-              </w:rPr>
-              <w:t>U</w:t>
-            </w:r>
-            <w:r>
-              <w:rPr>
-                <w:color w:val="000000"/>
-                <w:sz w:val="18"/>
-              </w:rPr>
-              <w:t>P</w:t>
-            </w:r>
-            <w:r>
-              <w:rPr>
-                <w:color w:val="000000"/>
-                <w:sz w:val="18"/>
-              </w:rPr>
-              <w:t>P</w:t>
-            </w:r>
-            <w:r>
-              <w:rPr>
-                <w:color w:val="000000"/>
-                <w:sz w:val="18"/>
-              </w:rPr>
-              <w:t>O</w:t>
-            </w:r>
-            <w:r>
-              <w:rPr>
-                <w:color w:val="000000"/>
-                <w:sz w:val="18"/>
-              </w:rPr>
-              <w:t>R</w:t>
-            </w:r>
-            <w:r>
-              <w:rPr>
-                <w:color w:val="000000"/>
-                <w:sz w:val="18"/>
-              </w:rPr>
-              <w:t>T</w:t>
-            </w:r>
-            <w:r>
-              <w:rPr>
-                <w:color w:val="000000"/>
-                <w:sz w:val="18"/>
-              </w:rPr>
-              <w:t>E</w:t>
-            </w:r>
-            <w:r>
-              <w:rPr>
-                <w:color w:val="000000"/>
-                <w:sz w:val="18"/>
-              </w:rPr>
-              <w:t>D</w:t>
-            </w:r>
-          </w:p>
-        </w:tc>
-        <w:tc>
-          <w:tcPr>
-            <w:tcW w:type="dxa" w:w="7087"/>
-            <w:shd w:val="clear" w:color="auto" w:fill="D6E4F7"/>
-            <w:vAlign w:val="center"/>
-          </w:tcPr>
-          <w:p>
-            <w:r>
-              <w:rPr>
-                <w:color w:val="000000"/>
-                <w:sz w:val="18"/>
-              </w:rPr>
-              <w:t>No SoftHSM2 mechanism wired to these modes</w:t>
+              <w:t>CFB defaults to 8-bit feedback; MessageBlockLength selects full block</w:t>
             </w:r>
           </w:p>
         </w:tc>
